--- a/resources/Lanvande_Hotel_GzuangChau.docx
+++ b/resources/Lanvande_Hotel_GzuangChau.docx
@@ -1,6 +1,6 @@
 
 <file path=word/document.xml><?xml version="1.0" encoding="utf-8"?>
-<w:document xmlns:wpc="http://schemas.microsoft.com/office/word/2010/wordprocessingCanvas" xmlns:cx="http://schemas.microsoft.com/office/drawing/2014/chartex" xmlns:cx1="http://schemas.microsoft.com/office/drawing/2015/9/8/chartex" xmlns:cx2="http://schemas.microsoft.com/office/drawing/2015/10/21/chartex" xmlns:cx3="http://schemas.microsoft.com/office/drawing/2016/5/9/chartex" xmlns:cx4="http://schemas.microsoft.com/office/drawing/2016/5/10/chartex" xmlns:cx5="http://schemas.microsoft.com/office/drawing/2016/5/11/chartex" xmlns:cx6="http://schemas.microsoft.com/office/drawing/2016/5/12/chartex" xmlns:cx7="http://schemas.microsoft.com/office/drawing/2016/5/13/chartex" xmlns:cx8="http://schemas.microsoft.com/office/drawing/2016/5/14/chartex" xmlns:mc="http://schemas.openxmlformats.org/markup-compatibility/2006" xmlns:aink="http://schemas.microsoft.com/office/drawing/2016/ink" xmlns:am3d="http://schemas.microsoft.com/office/drawing/2017/model3d" xmlns:o="urn:schemas-microsoft-com:office:office" xmlns:r="http://schemas.openxmlformats.org/officeDocument/2006/relationships" xmlns:m="http://schemas.openxmlformats.org/officeDocument/2006/math" xmlns:v="urn:schemas-microsoft-com:vml" xmlns:wp14="http://schemas.microsoft.com/office/word/2010/wordprocessingDrawing" xmlns:wp="http://schemas.openxmlformats.org/drawingml/2006/wordprocessingDrawing" xmlns:w10="urn:schemas-microsoft-com:office:word" xmlns:w="http://schemas.openxmlformats.org/wordprocessingml/2006/main" xmlns:w14="http://schemas.microsoft.com/office/word/2010/wordml" xmlns:w15="http://schemas.microsoft.com/office/word/2012/wordml" xmlns:w16cex="http://schemas.microsoft.com/office/word/2018/wordml/cex" xmlns:w16cid="http://schemas.microsoft.com/office/word/2016/wordml/cid" xmlns:w16="http://schemas.microsoft.com/office/word/2018/wordml" xmlns:w16sdtdh="http://schemas.microsoft.com/office/word/2020/wordml/sdtdatahash" xmlns:w16se="http://schemas.microsoft.com/office/word/2015/wordml/symex" xmlns:wpg="http://schemas.microsoft.com/office/word/2010/wordprocessingGroup" xmlns:wpi="http://schemas.microsoft.com/office/word/2010/wordprocessingInk" xmlns:wne="http://schemas.microsoft.com/office/word/2006/wordml" xmlns:wps="http://schemas.microsoft.com/office/word/2010/wordprocessingShape" mc:Ignorable="w14 w15 w16se w16cid w16 w16cex w16sdtdh wp14">
+<w:document xmlns:wpc="http://schemas.microsoft.com/office/word/2010/wordprocessingCanvas" xmlns:cx="http://schemas.microsoft.com/office/drawing/2014/chartex" xmlns:cx1="http://schemas.microsoft.com/office/drawing/2015/9/8/chartex" xmlns:cx2="http://schemas.microsoft.com/office/drawing/2015/10/21/chartex" xmlns:cx3="http://schemas.microsoft.com/office/drawing/2016/5/9/chartex" xmlns:cx4="http://schemas.microsoft.com/office/drawing/2016/5/10/chartex" xmlns:cx5="http://schemas.microsoft.com/office/drawing/2016/5/11/chartex" xmlns:cx6="http://schemas.microsoft.com/office/drawing/2016/5/12/chartex" xmlns:cx7="http://schemas.microsoft.com/office/drawing/2016/5/13/chartex" xmlns:cx8="http://schemas.microsoft.com/office/drawing/2016/5/14/chartex" xmlns:mc="http://schemas.openxmlformats.org/markup-compatibility/2006" xmlns:aink="http://schemas.microsoft.com/office/drawing/2016/ink" xmlns:am3d="http://schemas.microsoft.com/office/drawing/2017/model3d" xmlns:o="urn:schemas-microsoft-com:office:office" xmlns:oel="http://schemas.microsoft.com/office/2019/extlst" xmlns:r="http://schemas.openxmlformats.org/officeDocument/2006/relationships" xmlns:m="http://schemas.openxmlformats.org/officeDocument/2006/math" xmlns:v="urn:schemas-microsoft-com:vml" xmlns:wp14="http://schemas.microsoft.com/office/word/2010/wordprocessingDrawing" xmlns:wp="http://schemas.openxmlformats.org/drawingml/2006/wordprocessingDrawing" xmlns:w10="urn:schemas-microsoft-com:office:word" xmlns:w="http://schemas.openxmlformats.org/wordprocessingml/2006/main" xmlns:w14="http://schemas.microsoft.com/office/word/2010/wordml" xmlns:w15="http://schemas.microsoft.com/office/word/2012/wordml" xmlns:w16cex="http://schemas.microsoft.com/office/word/2018/wordml/cex" xmlns:w16cid="http://schemas.microsoft.com/office/word/2016/wordml/cid" xmlns:w16="http://schemas.microsoft.com/office/word/2018/wordml" xmlns:w16du="http://schemas.microsoft.com/office/word/2023/wordml/word16du" xmlns:w16sdtdh="http://schemas.microsoft.com/office/word/2020/wordml/sdtdatahash" xmlns:w16sdtfl="http://schemas.microsoft.com/office/word/2024/wordml/sdtformatlock" xmlns:w16se="http://schemas.microsoft.com/office/word/2015/wordml/symex" xmlns:wpg="http://schemas.microsoft.com/office/word/2010/wordprocessingGroup" xmlns:wpi="http://schemas.microsoft.com/office/word/2010/wordprocessingInk" xmlns:wne="http://schemas.microsoft.com/office/word/2006/wordml" xmlns:wps="http://schemas.microsoft.com/office/word/2010/wordprocessingShape" mc:Ignorable="w14 w15 w16se w16cid w16 w16cex w16sdtdh w16sdtfl w16du wp14">
   <w:body>
     <w:p>
       <w:pPr>
@@ -76,35 +76,7 @@
           <w:rFonts w:ascii="Arial" w:hAnsi="Arial"/>
           <w:b/>
         </w:rPr>
-        <w:t>Đ</w:t>
-      </w:r>
-      <w:r>
-        <w:rPr>
-          <w:rFonts w:ascii="Arial" w:hAnsi="Arial"/>
-          <w:b/>
-        </w:rPr>
-        <w:t>ị</w:t>
-      </w:r>
-      <w:r>
-        <w:rPr>
-          <w:rFonts w:ascii="Arial" w:hAnsi="Arial"/>
-          <w:b/>
-        </w:rPr>
-        <w:t>a ch</w:t>
-      </w:r>
-      <w:r>
-        <w:rPr>
-          <w:rFonts w:ascii="Arial" w:hAnsi="Arial"/>
-          <w:b/>
-        </w:rPr>
-        <w:t>ỉ</w:t>
-      </w:r>
-      <w:r>
-        <w:rPr>
-          <w:rFonts w:ascii="Arial" w:hAnsi="Arial"/>
-          <w:b/>
-        </w:rPr>
-        <w:t>:</w:t>
+        <w:t>Địa chỉ:</w:t>
       </w:r>
       <w:r>
         <w:rPr>
@@ -177,23 +149,7 @@
           <w:b/>
           <w:sz w:val="16"/>
         </w:rPr>
-        <w:t>Đi</w:t>
-      </w:r>
-      <w:r>
-        <w:rPr>
-          <w:rFonts w:ascii="Arial" w:hAnsi="Arial"/>
-          <w:b/>
-          <w:sz w:val="16"/>
-        </w:rPr>
-        <w:t>ệ</w:t>
-      </w:r>
-      <w:r>
-        <w:rPr>
-          <w:rFonts w:ascii="Arial" w:hAnsi="Arial"/>
-          <w:b/>
-          <w:sz w:val="16"/>
-        </w:rPr>
-        <w:t>n</w:t>
+        <w:t>Điện</w:t>
       </w:r>
       <w:r>
         <w:rPr>
@@ -210,23 +166,7 @@
           <w:b/>
           <w:sz w:val="16"/>
         </w:rPr>
-        <w:t>tho</w:t>
-      </w:r>
-      <w:r>
-        <w:rPr>
-          <w:rFonts w:ascii="Arial" w:hAnsi="Arial"/>
-          <w:b/>
-          <w:sz w:val="16"/>
-        </w:rPr>
-        <w:t>ạ</w:t>
-      </w:r>
-      <w:r>
-        <w:rPr>
-          <w:rFonts w:ascii="Arial" w:hAnsi="Arial"/>
-          <w:b/>
-          <w:sz w:val="16"/>
-        </w:rPr>
-        <w:t>i:</w:t>
+        <w:t>thoại:</w:t>
       </w:r>
       <w:r>
         <w:rPr>
@@ -308,19 +248,7 @@
         <w:rPr>
           <w:sz w:val="10"/>
         </w:rPr>
-        <w:t>NH</w:t>
-      </w:r>
-      <w:r>
-        <w:rPr>
-          <w:sz w:val="10"/>
-        </w:rPr>
-        <w:t>Ậ</w:t>
-      </w:r>
-      <w:r>
-        <w:rPr>
-          <w:sz w:val="10"/>
-        </w:rPr>
-        <w:t>N</w:t>
+        <w:t>NHẬN</w:t>
       </w:r>
       <w:r>
         <w:rPr>
@@ -482,14 +410,7 @@
           <w:w w:val="85"/>
           <w:sz w:val="10"/>
         </w:rPr>
-        <w:t>TR</w:t>
-      </w:r>
-      <w:r>
-        <w:rPr>
-          <w:w w:val="85"/>
-          <w:sz w:val="10"/>
-        </w:rPr>
-        <w:t>Ả</w:t>
+        <w:t>TRẢ</w:t>
       </w:r>
       <w:r>
         <w:rPr>
@@ -601,19 +522,7 @@
         <w:rPr>
           <w:w w:val="110"/>
         </w:rPr>
-        <w:t>t</w:t>
-      </w:r>
-      <w:r>
-        <w:rPr>
-          <w:w w:val="110"/>
-        </w:rPr>
-        <w:t>ớ</w:t>
-      </w:r>
-      <w:r>
-        <w:rPr>
-          <w:w w:val="110"/>
-        </w:rPr>
-        <w:t>i</w:t>
+        <w:t>tới</w:t>
       </w:r>
       <w:r>
         <w:rPr>
@@ -679,9 +588,29 @@
         <w:pStyle w:val="Heading1"/>
         <w:ind w:left="431"/>
       </w:pPr>
-      <w:r>
-        <w:t>{{ names | length }}</w:t>
-      </w:r>
+      <w:bookmarkStart w:id="0" w:name="_Hlk230447543"/>
+      <w:r>
+        <w:t xml:space="preserve">{{ </w:t>
+      </w:r>
+      <w:r>
+        <w:rPr>
+          <w:lang w:val="en-US"/>
+        </w:rPr>
+        <w:t>(</w:t>
+      </w:r>
+      <w:r>
+        <w:t xml:space="preserve">names | length </w:t>
+      </w:r>
+      <w:r>
+        <w:rPr>
+          <w:lang w:val="en-US"/>
+        </w:rPr>
+        <w:t>+ 1) // 2</w:t>
+      </w:r>
+      <w:r>
+        <w:t>}}</w:t>
+      </w:r>
+      <w:bookmarkEnd w:id="0"/>
     </w:p>
     <w:p>
       <w:pPr>
@@ -708,19 +637,7 @@
         <w:rPr>
           <w:sz w:val="10"/>
         </w:rPr>
-        <w:t>C</w:t>
-      </w:r>
-      <w:r>
-        <w:rPr>
-          <w:sz w:val="10"/>
-        </w:rPr>
-        <w:t>Ủ</w:t>
-      </w:r>
-      <w:r>
-        <w:rPr>
-          <w:sz w:val="10"/>
-        </w:rPr>
-        <w:t>A</w:t>
+        <w:t>CỦA</w:t>
       </w:r>
       <w:r>
         <w:rPr>
@@ -734,21 +651,7 @@
           <w:spacing w:val="-5"/>
           <w:sz w:val="10"/>
         </w:rPr>
-        <w:t>B</w:t>
-      </w:r>
-      <w:r>
-        <w:rPr>
-          <w:spacing w:val="-5"/>
-          <w:sz w:val="10"/>
-        </w:rPr>
-        <w:t>Ạ</w:t>
-      </w:r>
-      <w:r>
-        <w:rPr>
-          <w:spacing w:val="-5"/>
-          <w:sz w:val="10"/>
-        </w:rPr>
-        <w:t>N</w:t>
+        <w:t>BẠN</w:t>
       </w:r>
     </w:p>
     <w:p>
@@ -772,19 +675,7 @@
         <w:rPr>
           <w:w w:val="110"/>
         </w:rPr>
-        <w:t>ngư</w:t>
-      </w:r>
-      <w:r>
-        <w:rPr>
-          <w:w w:val="110"/>
-        </w:rPr>
-        <w:t>ờ</w:t>
-      </w:r>
-      <w:r>
-        <w:rPr>
-          <w:w w:val="110"/>
-        </w:rPr>
-        <w:t>i</w:t>
+        <w:t>người</w:t>
       </w:r>
       <w:r>
         <w:rPr>
@@ -798,21 +689,7 @@
           <w:spacing w:val="-5"/>
           <w:w w:val="110"/>
         </w:rPr>
-        <w:t>l</w:t>
-      </w:r>
-      <w:r>
-        <w:rPr>
-          <w:spacing w:val="-5"/>
-          <w:w w:val="110"/>
-        </w:rPr>
-        <w:t>ớ</w:t>
-      </w:r>
-      <w:r>
-        <w:rPr>
-          <w:spacing w:val="-5"/>
-          <w:w w:val="110"/>
-        </w:rPr>
-        <w:t>n</w:t>
+        <w:t>lớn</w:t>
       </w:r>
     </w:p>
     <w:p>
@@ -871,7 +748,25 @@
         <w:ind w:left="269"/>
       </w:pPr>
       <w:r>
-        <w:t>{{ names | length }}</w:t>
+        <w:t xml:space="preserve">{{ </w:t>
+      </w:r>
+      <w:r>
+        <w:rPr>
+          <w:lang w:val="en-US"/>
+        </w:rPr>
+        <w:t>(</w:t>
+      </w:r>
+      <w:r>
+        <w:t>names | length</w:t>
+      </w:r>
+      <w:r>
+        <w:rPr>
+          <w:lang w:val="en-US"/>
+        </w:rPr>
+        <w:t xml:space="preserve"> + 1) //2</w:t>
+      </w:r>
+      <w:r>
+        <w:t>}}</w:t>
       </w:r>
       <w:r>
         <w:rPr>
@@ -903,13 +798,37 @@
         </w:rPr>
         <w:t xml:space="preserve"> </w:t>
       </w:r>
+      <w:bookmarkStart w:id="1" w:name="_Hlk230447592"/>
       <w:r>
         <w:rPr>
           <w:spacing w:val="-2"/>
           <w:w w:val="105"/>
           <w:lang w:val="en-US"/>
         </w:rPr>
-        <w:t xml:space="preserve">{{ ((names| length) * </w:t>
+        <w:t>{{ (</w:t>
+      </w:r>
+      <w:r>
+        <w:rPr>
+          <w:lang w:val="en-US"/>
+        </w:rPr>
+        <w:t>(</w:t>
+      </w:r>
+      <w:r>
+        <w:t>names | length</w:t>
+      </w:r>
+      <w:r>
+        <w:rPr>
+          <w:lang w:val="en-US"/>
+        </w:rPr>
+        <w:t xml:space="preserve"> + 1) // 2</w:t>
+      </w:r>
+      <w:r>
+        <w:rPr>
+          <w:spacing w:val="-2"/>
+          <w:w w:val="105"/>
+          <w:lang w:val="en-US"/>
+        </w:rPr>
+        <w:t xml:space="preserve"> * </w:t>
       </w:r>
       <w:proofErr w:type="spellStart"/>
       <w:r>
@@ -947,6 +866,7 @@
         </w:rPr>
         <w:t xml:space="preserve"> }}</w:t>
       </w:r>
+      <w:bookmarkEnd w:id="1"/>
     </w:p>
     <w:p>
       <w:pPr>
@@ -987,13 +907,7 @@
         <w:rPr>
           <w:w w:val="105"/>
         </w:rPr>
-        <w:t>Thu</w:t>
-      </w:r>
-      <w:r>
-        <w:rPr>
-          <w:w w:val="105"/>
-        </w:rPr>
-        <w:t>ế</w:t>
+        <w:t>Thuế</w:t>
       </w:r>
       <w:r>
         <w:rPr>
@@ -1025,13 +939,14 @@
         </w:rPr>
         <w:t xml:space="preserve"> </w:t>
       </w:r>
+      <w:bookmarkStart w:id="2" w:name="_Hlk230447603"/>
       <w:r>
         <w:rPr>
           <w:spacing w:val="-2"/>
           <w:w w:val="105"/>
           <w:lang w:val="en-US"/>
         </w:rPr>
-        <w:t xml:space="preserve">{{ ((names| length) * </w:t>
+        <w:t xml:space="preserve">{{ ((names| length + 1 ) // 2 * </w:t>
       </w:r>
       <w:proofErr w:type="spellStart"/>
       <w:r>
@@ -1069,6 +984,7 @@
         </w:rPr>
         <w:t xml:space="preserve"> }}</w:t>
       </w:r>
+      <w:bookmarkEnd w:id="2"/>
     </w:p>
     <w:p>
       <w:pPr>
@@ -1164,13 +1080,7 @@
         <w:t xml:space="preserve"> </w:t>
       </w:r>
       <w:r>
-        <w:t>cu</w:t>
-      </w:r>
-      <w:r>
-        <w:t>ố</w:t>
-      </w:r>
-      <w:r>
-        <w:t>i</w:t>
+        <w:t>cuối</w:t>
       </w:r>
       <w:r>
         <w:rPr>
@@ -1188,13 +1098,7 @@
         <w:t xml:space="preserve"> </w:t>
       </w:r>
       <w:r>
-        <w:t>đư</w:t>
-      </w:r>
-      <w:r>
-        <w:t>ợ</w:t>
-      </w:r>
-      <w:r>
-        <w:t>c</w:t>
+        <w:t>được</w:t>
       </w:r>
       <w:r>
         <w:rPr>
@@ -1203,13 +1107,7 @@
         <w:t xml:space="preserve"> </w:t>
       </w:r>
       <w:r>
-        <w:t>hi</w:t>
-      </w:r>
-      <w:r>
-        <w:t>ể</w:t>
-      </w:r>
-      <w:r>
-        <w:t>n</w:t>
+        <w:t>hiển</w:t>
       </w:r>
       <w:r>
         <w:rPr>
@@ -1218,10 +1116,7 @@
         <w:t xml:space="preserve"> </w:t>
       </w:r>
       <w:r>
-        <w:t>th</w:t>
-      </w:r>
-      <w:r>
-        <w:t>ị</w:t>
+        <w:t>thị</w:t>
       </w:r>
       <w:r>
         <w:rPr>
@@ -1239,10 +1134,7 @@
         <w:t xml:space="preserve"> </w:t>
       </w:r>
       <w:r>
-        <w:t>s</w:t>
-      </w:r>
-      <w:r>
-        <w:t>ố</w:t>
+        <w:t>số</w:t>
       </w:r>
       <w:r>
         <w:rPr>
@@ -1251,13 +1143,7 @@
         <w:t xml:space="preserve"> </w:t>
       </w:r>
       <w:r>
-        <w:t>ti</w:t>
-      </w:r>
-      <w:r>
-        <w:t>ề</w:t>
-      </w:r>
-      <w:r>
-        <w:t>n</w:t>
+        <w:t>tiền</w:t>
       </w:r>
       <w:r>
         <w:rPr>
@@ -1266,13 +1152,7 @@
         <w:t xml:space="preserve"> </w:t>
       </w:r>
       <w:r>
-        <w:t>b</w:t>
-      </w:r>
-      <w:r>
-        <w:t>ạ</w:t>
-      </w:r>
-      <w:r>
-        <w:t>n</w:t>
+        <w:t>bạn</w:t>
       </w:r>
       <w:r>
         <w:rPr>
@@ -1281,10 +1161,7 @@
         <w:t xml:space="preserve"> </w:t>
       </w:r>
       <w:r>
-        <w:t>s</w:t>
-      </w:r>
-      <w:r>
-        <w:t>ẽ</w:t>
+        <w:t>sẽ</w:t>
       </w:r>
       <w:r>
         <w:rPr>
@@ -1320,10 +1197,7 @@
         <w:t xml:space="preserve"> </w:t>
       </w:r>
       <w:r>
-        <w:t>ch</w:t>
-      </w:r>
-      <w:r>
-        <w:t>ỗ</w:t>
+        <w:t>chỗ</w:t>
       </w:r>
       <w:r>
         <w:rPr>
@@ -1335,19 +1209,7 @@
         <w:rPr>
           <w:spacing w:val="-2"/>
         </w:rPr>
-        <w:t>ngh</w:t>
-      </w:r>
-      <w:r>
-        <w:rPr>
-          <w:spacing w:val="-2"/>
-        </w:rPr>
-        <w:t>ỉ</w:t>
-      </w:r>
-      <w:r>
-        <w:rPr>
-          <w:spacing w:val="-2"/>
-        </w:rPr>
-        <w:t>.</w:t>
+        <w:t>nghỉ.</w:t>
       </w:r>
     </w:p>
     <w:p>
@@ -1438,19 +1300,7 @@
         <w:rPr>
           <w:w w:val="105"/>
         </w:rPr>
-        <w:t>b</w:t>
-      </w:r>
-      <w:r>
-        <w:rPr>
-          <w:w w:val="105"/>
-        </w:rPr>
-        <w:t>ấ</w:t>
-      </w:r>
-      <w:r>
-        <w:rPr>
-          <w:w w:val="105"/>
-        </w:rPr>
-        <w:t>t</w:t>
+        <w:t>bất</w:t>
       </w:r>
       <w:r>
         <w:rPr>
@@ -1463,13 +1313,7 @@
         <w:rPr>
           <w:w w:val="105"/>
         </w:rPr>
-        <w:t>k</w:t>
-      </w:r>
-      <w:r>
-        <w:rPr>
-          <w:w w:val="105"/>
-        </w:rPr>
-        <w:t>ỳ</w:t>
+        <w:t>kỳ</w:t>
       </w:r>
       <w:r>
         <w:rPr>
@@ -1482,19 +1326,7 @@
         <w:rPr>
           <w:w w:val="105"/>
         </w:rPr>
-        <w:t>đ</w:t>
-      </w:r>
-      <w:r>
-        <w:rPr>
-          <w:w w:val="105"/>
-        </w:rPr>
-        <w:t>ặ</w:t>
-      </w:r>
-      <w:r>
-        <w:rPr>
-          <w:w w:val="105"/>
-        </w:rPr>
-        <w:t>t</w:t>
+        <w:t>đặt</w:t>
       </w:r>
       <w:r>
         <w:rPr>
@@ -1572,19 +1404,7 @@
         <w:rPr>
           <w:w w:val="105"/>
         </w:rPr>
-        <w:t>b</w:t>
-      </w:r>
-      <w:r>
-        <w:rPr>
-          <w:w w:val="105"/>
-        </w:rPr>
-        <w:t>ấ</w:t>
-      </w:r>
-      <w:r>
-        <w:rPr>
-          <w:w w:val="105"/>
-        </w:rPr>
-        <w:t>t</w:t>
+        <w:t>bất</w:t>
       </w:r>
       <w:r>
         <w:rPr>
@@ -1597,13 +1417,7 @@
         <w:rPr>
           <w:w w:val="105"/>
         </w:rPr>
-        <w:t>k</w:t>
-      </w:r>
-      <w:r>
-        <w:rPr>
-          <w:w w:val="105"/>
-        </w:rPr>
-        <w:t>ỳ</w:t>
+        <w:t>kỳ</w:t>
       </w:r>
       <w:r>
         <w:rPr>
@@ -1682,13 +1496,7 @@
         <w:rPr>
           <w:w w:val="105"/>
         </w:rPr>
-        <w:t>v</w:t>
-      </w:r>
-      <w:r>
-        <w:rPr>
-          <w:w w:val="105"/>
-        </w:rPr>
-        <w:t>ị</w:t>
+        <w:t>vị</w:t>
       </w:r>
       <w:r>
         <w:rPr>
@@ -1727,13 +1535,7 @@
         <w:rPr>
           <w:w w:val="105"/>
         </w:rPr>
-        <w:t>th</w:t>
-      </w:r>
-      <w:r>
-        <w:rPr>
-          <w:w w:val="105"/>
-        </w:rPr>
-        <w:t>ẻ</w:t>
+        <w:t>thẻ</w:t>
       </w:r>
       <w:r>
         <w:rPr>
@@ -1746,19 +1548,7 @@
         <w:rPr>
           <w:w w:val="105"/>
         </w:rPr>
-        <w:t>c</w:t>
-      </w:r>
-      <w:r>
-        <w:rPr>
-          <w:w w:val="105"/>
-        </w:rPr>
-        <w:t>ủ</w:t>
-      </w:r>
-      <w:r>
-        <w:rPr>
-          <w:w w:val="105"/>
-        </w:rPr>
-        <w:t>a</w:t>
+        <w:t>của</w:t>
       </w:r>
       <w:r>
         <w:rPr>
@@ -1771,19 +1561,7 @@
         <w:rPr>
           <w:w w:val="105"/>
         </w:rPr>
-        <w:t>b</w:t>
-      </w:r>
-      <w:r>
-        <w:rPr>
-          <w:w w:val="105"/>
-        </w:rPr>
-        <w:t>ạ</w:t>
-      </w:r>
-      <w:r>
-        <w:rPr>
-          <w:w w:val="105"/>
-        </w:rPr>
-        <w:t>n</w:t>
+        <w:t>bạn</w:t>
       </w:r>
       <w:r>
         <w:rPr>
@@ -1809,13 +1587,7 @@
         <w:rPr>
           <w:w w:val="105"/>
         </w:rPr>
-        <w:t>th</w:t>
-      </w:r>
-      <w:r>
-        <w:rPr>
-          <w:w w:val="105"/>
-        </w:rPr>
-        <w:t>ể</w:t>
+        <w:t>thể</w:t>
       </w:r>
       <w:r>
         <w:rPr>
@@ -1867,19 +1639,7 @@
         <w:rPr>
           <w:w w:val="105"/>
         </w:rPr>
-        <w:t>d</w:t>
-      </w:r>
-      <w:r>
-        <w:rPr>
-          <w:w w:val="105"/>
-        </w:rPr>
-        <w:t>ị</w:t>
-      </w:r>
-      <w:r>
-        <w:rPr>
-          <w:w w:val="105"/>
-        </w:rPr>
-        <w:t>ch</w:t>
+        <w:t>dịch</w:t>
       </w:r>
       <w:r>
         <w:rPr>
@@ -1892,19 +1652,7 @@
         <w:rPr>
           <w:w w:val="105"/>
         </w:rPr>
-        <w:t>ngo</w:t>
-      </w:r>
-      <w:r>
-        <w:rPr>
-          <w:w w:val="105"/>
-        </w:rPr>
-        <w:t>ạ</w:t>
-      </w:r>
-      <w:r>
-        <w:rPr>
-          <w:w w:val="105"/>
-        </w:rPr>
-        <w:t>i</w:t>
+        <w:t>ngoại</w:t>
       </w:r>
       <w:r>
         <w:rPr>
@@ -1918,21 +1666,7 @@
           <w:spacing w:val="-4"/>
           <w:w w:val="105"/>
         </w:rPr>
-        <w:t>h</w:t>
-      </w:r>
-      <w:r>
-        <w:rPr>
-          <w:spacing w:val="-4"/>
-          <w:w w:val="105"/>
-        </w:rPr>
-        <w:t>ố</w:t>
-      </w:r>
-      <w:r>
-        <w:rPr>
-          <w:spacing w:val="-4"/>
-          <w:w w:val="105"/>
-        </w:rPr>
-        <w:t>i.</w:t>
+        <w:t>hối.</w:t>
       </w:r>
     </w:p>
     <w:p>
@@ -2010,43 +1744,7 @@
         <w:rPr>
           <w:w w:val="105"/>
         </w:rPr>
-        <w:t>x</w:t>
-      </w:r>
-      <w:r>
-        <w:rPr>
-          <w:w w:val="105"/>
-        </w:rPr>
-        <w:t>ử</w:t>
-      </w:r>
-      <w:r>
-        <w:rPr>
-          <w:w w:val="105"/>
-        </w:rPr>
-        <w:t xml:space="preserve"> lý t</w:t>
-      </w:r>
-      <w:r>
-        <w:rPr>
-          <w:w w:val="105"/>
-        </w:rPr>
-        <w:t>ấ</w:t>
-      </w:r>
-      <w:r>
-        <w:rPr>
-          <w:w w:val="105"/>
-        </w:rPr>
-        <w:t>t c</w:t>
-      </w:r>
-      <w:r>
-        <w:rPr>
-          <w:w w:val="105"/>
-        </w:rPr>
-        <w:t>ả</w:t>
-      </w:r>
-      <w:r>
-        <w:rPr>
-          <w:w w:val="105"/>
-        </w:rPr>
-        <w:t xml:space="preserve"> thanh toán.</w:t>
+        <w:t>xử lý tất cả thanh toán.</w:t>
       </w:r>
       <w:r>
         <w:rPr>
@@ -2059,13 +1757,7 @@
         <w:rPr>
           <w:w w:val="105"/>
         </w:rPr>
-        <w:t>Ch</w:t>
-      </w:r>
-      <w:r>
-        <w:rPr>
-          <w:w w:val="105"/>
-        </w:rPr>
-        <w:t>ỗ</w:t>
+        <w:t>Chỗ</w:t>
       </w:r>
       <w:r>
         <w:rPr>
@@ -2078,19 +1770,7 @@
         <w:rPr>
           <w:w w:val="105"/>
         </w:rPr>
-        <w:t>ngh</w:t>
-      </w:r>
-      <w:r>
-        <w:rPr>
-          <w:w w:val="105"/>
-        </w:rPr>
-        <w:t>ỉ</w:t>
-      </w:r>
-      <w:r>
-        <w:rPr>
-          <w:w w:val="105"/>
-        </w:rPr>
-        <w:t xml:space="preserve"> này</w:t>
+        <w:t>nghỉ này</w:t>
       </w:r>
       <w:r>
         <w:rPr>
@@ -2103,19 +1783,7 @@
         <w:rPr>
           <w:w w:val="105"/>
         </w:rPr>
-        <w:t>ch</w:t>
-      </w:r>
-      <w:r>
-        <w:rPr>
-          <w:w w:val="105"/>
-        </w:rPr>
-        <w:t>ấ</w:t>
-      </w:r>
-      <w:r>
-        <w:rPr>
-          <w:w w:val="105"/>
-        </w:rPr>
-        <w:t>p</w:t>
+        <w:t>chấp</w:t>
       </w:r>
       <w:r>
         <w:rPr>
@@ -2128,19 +1796,7 @@
         <w:rPr>
           <w:w w:val="105"/>
         </w:rPr>
-        <w:t>nh</w:t>
-      </w:r>
-      <w:r>
-        <w:rPr>
-          <w:w w:val="105"/>
-        </w:rPr>
-        <w:t>ậ</w:t>
-      </w:r>
-      <w:r>
-        <w:rPr>
-          <w:w w:val="105"/>
-        </w:rPr>
-        <w:t>n</w:t>
+        <w:t>nhận</w:t>
       </w:r>
       <w:r>
         <w:rPr>
@@ -2179,19 +1835,7 @@
         <w:rPr>
           <w:w w:val="105"/>
         </w:rPr>
-        <w:t>th</w:t>
-      </w:r>
-      <w:r>
-        <w:rPr>
-          <w:w w:val="105"/>
-        </w:rPr>
-        <w:t>ứ</w:t>
-      </w:r>
-      <w:r>
-        <w:rPr>
-          <w:w w:val="105"/>
-        </w:rPr>
-        <w:t>c</w:t>
+        <w:t>thức</w:t>
       </w:r>
       <w:r>
         <w:rPr>
@@ -2257,10 +1901,7 @@
         <w:t xml:space="preserve"> </w:t>
       </w:r>
       <w:r>
-        <w:t>v</w:t>
-      </w:r>
-      <w:r>
-        <w:t>ề</w:t>
+        <w:t>về</w:t>
       </w:r>
       <w:r>
         <w:rPr>
@@ -2269,13 +1910,7 @@
         <w:t xml:space="preserve"> </w:t>
       </w:r>
       <w:r>
-        <w:t>ti</w:t>
-      </w:r>
-      <w:r>
-        <w:t>ề</w:t>
-      </w:r>
-      <w:r>
-        <w:t>n</w:t>
+        <w:t>tiền</w:t>
       </w:r>
       <w:r>
         <w:rPr>
@@ -2284,10 +1919,7 @@
         <w:t xml:space="preserve"> </w:t>
       </w:r>
       <w:r>
-        <w:t>t</w:t>
-      </w:r>
-      <w:r>
-        <w:t>ệ</w:t>
+        <w:t>tệ</w:t>
       </w:r>
       <w:r>
         <w:rPr>
@@ -2305,10 +1937,7 @@
         <w:t xml:space="preserve"> </w:t>
       </w:r>
       <w:r>
-        <w:t>t</w:t>
-      </w:r>
-      <w:r>
-        <w:t>ỉ</w:t>
+        <w:t>tỉ</w:t>
       </w:r>
       <w:r>
         <w:rPr>
@@ -2326,13 +1955,7 @@
         <w:t xml:space="preserve"> </w:t>
       </w:r>
       <w:r>
-        <w:t>h</w:t>
-      </w:r>
-      <w:r>
-        <w:t>ố</w:t>
-      </w:r>
-      <w:r>
-        <w:t>i</w:t>
+        <w:t>hối</w:t>
       </w:r>
       <w:r>
         <w:rPr>
@@ -2358,19 +1981,7 @@
         <w:rPr>
           <w:w w:val="105"/>
         </w:rPr>
-        <w:t>B</w:t>
-      </w:r>
-      <w:r>
-        <w:rPr>
-          <w:w w:val="105"/>
-        </w:rPr>
-        <w:t>ạ</w:t>
-      </w:r>
-      <w:r>
-        <w:rPr>
-          <w:w w:val="105"/>
-        </w:rPr>
-        <w:t>n</w:t>
+        <w:t>Bạn</w:t>
       </w:r>
       <w:r>
         <w:rPr>
@@ -2383,13 +1994,7 @@
         <w:rPr>
           <w:w w:val="105"/>
         </w:rPr>
-        <w:t>s</w:t>
-      </w:r>
-      <w:r>
-        <w:rPr>
-          <w:w w:val="105"/>
-        </w:rPr>
-        <w:t>ẽ</w:t>
+        <w:t>sẽ</w:t>
       </w:r>
       <w:r>
         <w:rPr>
@@ -2506,19 +2111,7 @@
         <w:rPr>
           <w:w w:val="105"/>
         </w:rPr>
-        <w:t>b</w:t>
-      </w:r>
-      <w:r>
-        <w:rPr>
-          <w:w w:val="105"/>
-        </w:rPr>
-        <w:t>ằ</w:t>
-      </w:r>
-      <w:r>
-        <w:rPr>
-          <w:w w:val="105"/>
-        </w:rPr>
-        <w:t>ng</w:t>
+        <w:t>bằng</w:t>
       </w:r>
       <w:r>
         <w:rPr>
@@ -2557,13 +2150,7 @@
         <w:rPr>
           <w:w w:val="105"/>
         </w:rPr>
-        <w:t>t</w:t>
-      </w:r>
-      <w:r>
-        <w:rPr>
-          <w:w w:val="105"/>
-        </w:rPr>
-        <w:t>ỷ</w:t>
+        <w:t>tỷ</w:t>
       </w:r>
       <w:r>
         <w:rPr>
@@ -2589,19 +2176,7 @@
         <w:rPr>
           <w:w w:val="105"/>
         </w:rPr>
-        <w:t>h</w:t>
-      </w:r>
-      <w:r>
-        <w:rPr>
-          <w:w w:val="105"/>
-        </w:rPr>
-        <w:t>ố</w:t>
-      </w:r>
-      <w:r>
-        <w:rPr>
-          <w:w w:val="105"/>
-        </w:rPr>
-        <w:t>i</w:t>
+        <w:t>hối</w:t>
       </w:r>
       <w:r>
         <w:rPr>
@@ -2679,13 +2254,7 @@
         <w:rPr>
           <w:w w:val="105"/>
         </w:rPr>
-        <w:t>S</w:t>
-      </w:r>
-      <w:r>
-        <w:rPr>
-          <w:w w:val="105"/>
-        </w:rPr>
-        <w:t>ố</w:t>
+        <w:t>Số</w:t>
       </w:r>
       <w:r>
         <w:rPr>
@@ -2698,19 +2267,7 @@
         <w:rPr>
           <w:w w:val="105"/>
         </w:rPr>
-        <w:t>ti</w:t>
-      </w:r>
-      <w:r>
-        <w:rPr>
-          <w:w w:val="105"/>
-        </w:rPr>
-        <w:t>ề</w:t>
-      </w:r>
-      <w:r>
-        <w:rPr>
-          <w:w w:val="105"/>
-        </w:rPr>
-        <w:t>n</w:t>
+        <w:t>tiền</w:t>
       </w:r>
       <w:r>
         <w:rPr>
@@ -2723,19 +2280,7 @@
         <w:rPr>
           <w:w w:val="105"/>
         </w:rPr>
-        <w:t>hi</w:t>
-      </w:r>
-      <w:r>
-        <w:rPr>
-          <w:w w:val="105"/>
-        </w:rPr>
-        <w:t>ể</w:t>
-      </w:r>
-      <w:r>
-        <w:rPr>
-          <w:w w:val="105"/>
-        </w:rPr>
-        <w:t>n</w:t>
+        <w:t>hiển</w:t>
       </w:r>
       <w:r>
         <w:rPr>
@@ -2748,31 +2293,7 @@
         <w:rPr>
           <w:w w:val="105"/>
         </w:rPr>
-        <w:t>th</w:t>
-      </w:r>
-      <w:r>
-        <w:rPr>
-          <w:w w:val="105"/>
-        </w:rPr>
-        <w:t>ị</w:t>
-      </w:r>
-      <w:r>
-        <w:rPr>
-          <w:w w:val="105"/>
-        </w:rPr>
-        <w:t xml:space="preserve"> b</w:t>
-      </w:r>
-      <w:r>
-        <w:rPr>
-          <w:w w:val="105"/>
-        </w:rPr>
-        <w:t>ằ</w:t>
-      </w:r>
-      <w:r>
-        <w:rPr>
-          <w:w w:val="105"/>
-        </w:rPr>
-        <w:t>ng</w:t>
+        <w:t>thị bằng</w:t>
       </w:r>
       <w:r>
         <w:rPr>
@@ -2798,13 +2319,7 @@
         <w:rPr>
           <w:w w:val="105"/>
         </w:rPr>
-        <w:t>ch</w:t>
-      </w:r>
-      <w:r>
-        <w:rPr>
-          <w:w w:val="105"/>
-        </w:rPr>
-        <w:t>ỉ</w:t>
+        <w:t>chỉ</w:t>
       </w:r>
       <w:r>
         <w:rPr>
@@ -2843,13 +2358,7 @@
         <w:rPr>
           <w:w w:val="105"/>
         </w:rPr>
-        <w:t>s</w:t>
-      </w:r>
-      <w:r>
-        <w:rPr>
-          <w:w w:val="105"/>
-        </w:rPr>
-        <w:t>ố</w:t>
+        <w:t>số</w:t>
       </w:r>
       <w:r>
         <w:rPr>
@@ -2862,19 +2371,7 @@
         <w:rPr>
           <w:w w:val="105"/>
         </w:rPr>
-        <w:t>ư</w:t>
-      </w:r>
-      <w:r>
-        <w:rPr>
-          <w:w w:val="105"/>
-        </w:rPr>
-        <w:t>ớ</w:t>
-      </w:r>
-      <w:r>
-        <w:rPr>
-          <w:w w:val="105"/>
-        </w:rPr>
-        <w:t>c</w:t>
+        <w:t>ước</w:t>
       </w:r>
       <w:r>
         <w:rPr>
@@ -2900,19 +2397,7 @@
         <w:rPr>
           <w:w w:val="105"/>
         </w:rPr>
-        <w:t>d</w:t>
-      </w:r>
-      <w:r>
-        <w:rPr>
-          <w:w w:val="105"/>
-        </w:rPr>
-        <w:t>ự</w:t>
-      </w:r>
-      <w:r>
-        <w:rPr>
-          <w:w w:val="105"/>
-        </w:rPr>
-        <w:t>a</w:t>
+        <w:t>dựa</w:t>
       </w:r>
       <w:r>
         <w:rPr>
@@ -2938,13 +2423,7 @@
         <w:rPr>
           <w:w w:val="105"/>
         </w:rPr>
-        <w:t>t</w:t>
-      </w:r>
-      <w:r>
-        <w:rPr>
-          <w:w w:val="105"/>
-        </w:rPr>
-        <w:t>ỷ</w:t>
+        <w:t>tỷ</w:t>
       </w:r>
       <w:r>
         <w:rPr>
@@ -2970,19 +2449,7 @@
         <w:rPr>
           <w:w w:val="105"/>
         </w:rPr>
-        <w:t>h</w:t>
-      </w:r>
-      <w:r>
-        <w:rPr>
-          <w:w w:val="105"/>
-        </w:rPr>
-        <w:t>ố</w:t>
-      </w:r>
-      <w:r>
-        <w:rPr>
-          <w:w w:val="105"/>
-        </w:rPr>
-        <w:t xml:space="preserve">i đoái </w:t>
+        <w:t xml:space="preserve">hối đoái </w:t>
       </w:r>
       <w:r>
         <w:rPr>
@@ -3023,10 +2490,7 @@
         <w:t xml:space="preserve"> </w:t>
       </w:r>
       <w:r>
-        <w:t>b</w:t>
-      </w:r>
-      <w:r>
-        <w:t>ổ</w:t>
+        <w:t>bổ</w:t>
       </w:r>
       <w:r>
         <w:rPr>
@@ -3116,19 +2580,7 @@
         <w:rPr>
           <w:w w:val="105"/>
         </w:rPr>
-        <w:t>kho</w:t>
-      </w:r>
-      <w:r>
-        <w:rPr>
-          <w:w w:val="105"/>
-        </w:rPr>
-        <w:t>ả</w:t>
-      </w:r>
-      <w:r>
-        <w:rPr>
-          <w:w w:val="105"/>
-        </w:rPr>
-        <w:t>n</w:t>
+        <w:t>khoản</w:t>
       </w:r>
       <w:r>
         <w:rPr>
@@ -3154,13 +2606,7 @@
         <w:rPr>
           <w:w w:val="105"/>
         </w:rPr>
-        <w:t>ph</w:t>
-      </w:r>
-      <w:r>
-        <w:rPr>
-          <w:w w:val="105"/>
-        </w:rPr>
-        <w:t>ụ</w:t>
+        <w:t>phụ</w:t>
       </w:r>
       <w:r>
         <w:rPr>
@@ -3199,19 +2645,7 @@
         <w:rPr>
           <w:w w:val="105"/>
         </w:rPr>
-        <w:t>d</w:t>
-      </w:r>
-      <w:r>
-        <w:rPr>
-          <w:w w:val="105"/>
-        </w:rPr>
-        <w:t>ụ</w:t>
-      </w:r>
-      <w:r>
-        <w:rPr>
-          <w:w w:val="105"/>
-        </w:rPr>
-        <w:t>:</w:t>
+        <w:t>dụ:</w:t>
       </w:r>
       <w:r>
         <w:rPr>
@@ -3237,19 +2671,7 @@
         <w:rPr>
           <w:w w:val="105"/>
         </w:rPr>
-        <w:t>giư</w:t>
-      </w:r>
-      <w:r>
-        <w:rPr>
-          <w:w w:val="105"/>
-        </w:rPr>
-        <w:t>ờ</w:t>
-      </w:r>
-      <w:r>
-        <w:rPr>
-          <w:w w:val="105"/>
-        </w:rPr>
-        <w:t>ng</w:t>
+        <w:t>giường</w:t>
       </w:r>
       <w:r>
         <w:rPr>
@@ -3262,19 +2684,7 @@
         <w:rPr>
           <w:w w:val="105"/>
         </w:rPr>
-        <w:t>ph</w:t>
-      </w:r>
-      <w:r>
-        <w:rPr>
-          <w:w w:val="105"/>
-        </w:rPr>
-        <w:t>ụ</w:t>
-      </w:r>
-      <w:r>
-        <w:rPr>
-          <w:w w:val="105"/>
-        </w:rPr>
-        <w:t>)</w:t>
+        <w:t>phụ)</w:t>
       </w:r>
       <w:r>
         <w:rPr>
@@ -3300,19 +2710,7 @@
         <w:rPr>
           <w:w w:val="105"/>
         </w:rPr>
-        <w:t>đư</w:t>
-      </w:r>
-      <w:r>
-        <w:rPr>
-          <w:w w:val="105"/>
-        </w:rPr>
-        <w:t>ợ</w:t>
-      </w:r>
-      <w:r>
-        <w:rPr>
-          <w:w w:val="105"/>
-        </w:rPr>
-        <w:t>c</w:t>
+        <w:t>được</w:t>
       </w:r>
       <w:r>
         <w:rPr>
@@ -3364,19 +2762,7 @@
         <w:rPr>
           <w:w w:val="105"/>
         </w:rPr>
-        <w:t>t</w:t>
-      </w:r>
-      <w:r>
-        <w:rPr>
-          <w:w w:val="105"/>
-        </w:rPr>
-        <w:t>ổ</w:t>
-      </w:r>
-      <w:r>
-        <w:rPr>
-          <w:w w:val="105"/>
-        </w:rPr>
-        <w:t>ng</w:t>
+        <w:t>tổng</w:t>
       </w:r>
       <w:r>
         <w:rPr>
@@ -3389,19 +2775,7 @@
         <w:rPr>
           <w:w w:val="105"/>
         </w:rPr>
-        <w:t>c</w:t>
-      </w:r>
-      <w:r>
-        <w:rPr>
-          <w:w w:val="105"/>
-        </w:rPr>
-        <w:t>ộ</w:t>
-      </w:r>
-      <w:r>
-        <w:rPr>
-          <w:w w:val="105"/>
-        </w:rPr>
-        <w:t>ng</w:t>
+        <w:t>cộng</w:t>
       </w:r>
       <w:r>
         <w:rPr>
@@ -3427,19 +2801,7 @@
         <w:rPr>
           <w:w w:val="105"/>
         </w:rPr>
-        <w:t>N</w:t>
-      </w:r>
-      <w:r>
-        <w:rPr>
-          <w:w w:val="105"/>
-        </w:rPr>
-        <w:t>ế</w:t>
-      </w:r>
-      <w:r>
-        <w:rPr>
-          <w:w w:val="105"/>
-        </w:rPr>
-        <w:t>u</w:t>
+        <w:t>Nếu</w:t>
       </w:r>
       <w:r>
         <w:rPr>
@@ -3452,19 +2814,7 @@
         <w:rPr>
           <w:w w:val="105"/>
         </w:rPr>
-        <w:t>b</w:t>
-      </w:r>
-      <w:r>
-        <w:rPr>
-          <w:w w:val="105"/>
-        </w:rPr>
-        <w:t>ạ</w:t>
-      </w:r>
-      <w:r>
-        <w:rPr>
-          <w:w w:val="105"/>
-        </w:rPr>
-        <w:t>n</w:t>
+        <w:t>bạn</w:t>
       </w:r>
       <w:r>
         <w:rPr>
@@ -3477,19 +2827,7 @@
         <w:rPr>
           <w:w w:val="105"/>
         </w:rPr>
-        <w:t>h</w:t>
-      </w:r>
-      <w:r>
-        <w:rPr>
-          <w:w w:val="105"/>
-        </w:rPr>
-        <w:t>ủ</w:t>
-      </w:r>
-      <w:r>
-        <w:rPr>
-          <w:w w:val="105"/>
-        </w:rPr>
-        <w:t>y,</w:t>
+        <w:t>hủy,</w:t>
       </w:r>
       <w:r>
         <w:rPr>
@@ -3502,13 +2840,7 @@
         <w:rPr>
           <w:w w:val="105"/>
         </w:rPr>
-        <w:t>ch</w:t>
-      </w:r>
-      <w:r>
-        <w:rPr>
-          <w:w w:val="105"/>
-        </w:rPr>
-        <w:t>ỗ</w:t>
+        <w:t>chỗ</w:t>
       </w:r>
       <w:r>
         <w:rPr>
@@ -3521,13 +2853,7 @@
         <w:rPr>
           <w:w w:val="105"/>
         </w:rPr>
-        <w:t>ngh</w:t>
-      </w:r>
-      <w:r>
-        <w:rPr>
-          <w:w w:val="105"/>
-        </w:rPr>
-        <w:t>ỉ</w:t>
+        <w:t>nghỉ</w:t>
       </w:r>
       <w:r>
         <w:rPr>
@@ -3540,19 +2866,7 @@
         <w:rPr>
           <w:w w:val="105"/>
         </w:rPr>
-        <w:t>v</w:t>
-      </w:r>
-      <w:r>
-        <w:rPr>
-          <w:w w:val="105"/>
-        </w:rPr>
-        <w:t>ẫ</w:t>
-      </w:r>
-      <w:r>
-        <w:rPr>
-          <w:w w:val="105"/>
-        </w:rPr>
-        <w:t>n</w:t>
+        <w:t>vẫn</w:t>
       </w:r>
       <w:r>
         <w:rPr>
@@ -3578,13 +2892,7 @@
         <w:rPr>
           <w:w w:val="105"/>
         </w:rPr>
-        <w:t>th</w:t>
-      </w:r>
-      <w:r>
-        <w:rPr>
-          <w:w w:val="105"/>
-        </w:rPr>
-        <w:t>ể</w:t>
+        <w:t>thể</w:t>
       </w:r>
       <w:r>
         <w:rPr>
@@ -3610,13 +2918,7 @@
         <w:rPr>
           <w:w w:val="105"/>
         </w:rPr>
-        <w:t>thu</w:t>
-      </w:r>
-      <w:r>
-        <w:rPr>
-          <w:w w:val="105"/>
-        </w:rPr>
-        <w:t>ế</w:t>
+        <w:t>thuế</w:t>
       </w:r>
       <w:r>
         <w:rPr>
@@ -3655,19 +2957,7 @@
         <w:rPr>
           <w:w w:val="105"/>
         </w:rPr>
-        <w:t>đ</w:t>
-      </w:r>
-      <w:r>
-        <w:rPr>
-          <w:w w:val="105"/>
-        </w:rPr>
-        <w:t>ị</w:t>
-      </w:r>
-      <w:r>
-        <w:rPr>
-          <w:w w:val="105"/>
-        </w:rPr>
-        <w:t>nh.</w:t>
+        <w:t>định.</w:t>
       </w:r>
     </w:p>
     <w:p>
@@ -3683,24 +2973,22 @@
       </w:r>
       <w:r>
         <w:rPr>
+          <w:lang w:val="en-US"/>
+        </w:rPr>
+        <w:t xml:space="preserve">   </w:t>
+      </w:r>
+      <w:r>
+        <w:rPr>
+          <w:lang w:val="en-US"/>
+        </w:rPr>
+        <w:t xml:space="preserve"> </w:t>
+      </w:r>
+      <w:r>
+        <w:rPr>
           <w:color w:val="1A1A1A"/>
           <w:sz w:val="20"/>
         </w:rPr>
-        <w:t>kho</w:t>
-      </w:r>
-      <w:r>
-        <w:rPr>
-          <w:color w:val="1A1A1A"/>
-          <w:sz w:val="20"/>
-        </w:rPr>
-        <w:t>ả</w:t>
-      </w:r>
-      <w:r>
-        <w:rPr>
-          <w:color w:val="1A1A1A"/>
-          <w:sz w:val="20"/>
-        </w:rPr>
-        <w:t>ng</w:t>
+        <w:t>khoảng</w:t>
       </w:r>
       <w:r>
         <w:rPr>
@@ -3725,13 +3013,14 @@
         </w:rPr>
         <w:t xml:space="preserve"> </w:t>
       </w:r>
+      <w:bookmarkStart w:id="3" w:name="_Hlk230447611"/>
       <w:r>
         <w:rPr>
           <w:spacing w:val="-2"/>
           <w:w w:val="105"/>
           <w:lang w:val="en-US"/>
         </w:rPr>
-        <w:t xml:space="preserve">{{ ((names| length) * </w:t>
+        <w:t xml:space="preserve">{{ ((names| length + 1) // 2 * </w:t>
       </w:r>
       <w:proofErr w:type="spellStart"/>
       <w:r>
@@ -3769,6 +3058,7 @@
         </w:rPr>
         <w:t xml:space="preserve"> }}</w:t>
       </w:r>
+      <w:bookmarkEnd w:id="3"/>
     </w:p>
     <w:p>
       <w:pPr>
@@ -3777,29 +3067,24 @@
         <w:ind w:right="210"/>
         <w:jc w:val="right"/>
       </w:pPr>
-      <w:r>
-        <w:rPr>
-          <w:color w:val="1A1A1A"/>
+      <w:bookmarkStart w:id="4" w:name="_Hlk230447628"/>
+      <w:proofErr w:type="gramStart"/>
+      <w:r>
+        <w:rPr>
           <w:spacing w:val="-2"/>
           <w:w w:val="105"/>
-        </w:rPr>
-        <w:t>CNY</w:t>
-      </w:r>
-      <w:r>
-        <w:rPr>
-          <w:color w:val="1A1A1A"/>
-          <w:spacing w:val="-4"/>
-          <w:w w:val="105"/>
-        </w:rPr>
-        <w:t xml:space="preserve"> </w:t>
-      </w:r>
+          <w:lang w:val="en-US"/>
+        </w:rPr>
+        <w:t>{{ (</w:t>
+      </w:r>
+      <w:proofErr w:type="gramEnd"/>
       <w:r>
         <w:rPr>
           <w:spacing w:val="-2"/>
           <w:w w:val="105"/>
           <w:lang w:val="en-US"/>
         </w:rPr>
-        <w:t xml:space="preserve">{{ ((names| length) * </w:t>
+        <w:t xml:space="preserve">((names| length+1)) // 2 * </w:t>
       </w:r>
       <w:proofErr w:type="spellStart"/>
       <w:r>
@@ -3820,6 +3105,7 @@
         <w:t xml:space="preserve"> * 1.06) | </w:t>
       </w:r>
       <w:proofErr w:type="spellStart"/>
+      <w:proofErr w:type="gramStart"/>
       <w:r>
         <w:rPr>
           <w:spacing w:val="-2"/>
@@ -3835,8 +3121,18 @@
           <w:w w:val="105"/>
           <w:lang w:val="en-US"/>
         </w:rPr>
-        <w:t xml:space="preserve">  }}</w:t>
-      </w:r>
+        <w:t xml:space="preserve">  }</w:t>
+      </w:r>
+      <w:proofErr w:type="gramEnd"/>
+      <w:r>
+        <w:rPr>
+          <w:spacing w:val="-2"/>
+          <w:w w:val="105"/>
+          <w:lang w:val="en-US"/>
+        </w:rPr>
+        <w:t>}</w:t>
+      </w:r>
+      <w:bookmarkEnd w:id="4"/>
     </w:p>
     <w:p>
       <w:pPr>
@@ -4671,7 +3967,7 @@
           </mc:Choice>
           <mc:Fallback>
             <w:pict>
-              <v:group w14:anchorId="1772BE22" id="Group 38" o:spid="_x0000_s1026" style="position:absolute;margin-left:29pt;margin-top:58.75pt;width:539.85pt;height:741.6pt;z-index:-15934464;mso-wrap-distance-left:0;mso-wrap-distance-right:0;mso-position-horizontal-relative:page;mso-position-vertical-relative:page" coordsize="68560,94183" o:gfxdata="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">
+              <v:group w14:anchorId="6F19BD5E" id="Group 38" o:spid="_x0000_s1026" style="position:absolute;margin-left:29pt;margin-top:58.75pt;width:539.85pt;height:741.6pt;z-index:-15934464;mso-wrap-distance-left:0;mso-wrap-distance-right:0;mso-position-horizontal-relative:page;mso-position-vertical-relative:page" coordsize="68560,94183" o:gfxdata="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">
                 <v:shape id="Graphic 39" o:spid="_x0000_s1027" style="position:absolute;left:577;top:77;width:65539;height:50534;visibility:visible;mso-wrap-style:square;v-text-anchor:top" coordsize="6553834,5053330" o:gfxdata="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" path="m18415,5046980r-9094,l9321,,,,,5046980r,6350l18415,5053330r,-6350xem6553708,r-254,l6553454,5046980r,6350l6553708,5053330r,-6350l6553708,xe" fillcolor="#3c4752" stroked="f">
                   <v:path arrowok="t"/>
                 </v:shape>
@@ -4864,13 +4160,7 @@
               <w:t xml:space="preserve"> </w:t>
             </w:r>
             <w:r>
-              <w:t>Chu</w:t>
-            </w:r>
-            <w:r>
-              <w:t>ẩ</w:t>
-            </w:r>
-            <w:r>
-              <w:t>n</w:t>
+              <w:t>Chuẩn</w:t>
             </w:r>
             <w:r>
               <w:rPr>
@@ -4888,13 +4178,7 @@
               <w:t xml:space="preserve"> </w:t>
             </w:r>
             <w:r>
-              <w:t>Giư</w:t>
-            </w:r>
-            <w:r>
-              <w:t>ờ</w:t>
-            </w:r>
-            <w:r>
-              <w:t>ng</w:t>
+              <w:t>Giường</w:t>
             </w:r>
             <w:r>
               <w:rPr>
@@ -4903,10 +4187,7 @@
               <w:t xml:space="preserve"> </w:t>
             </w:r>
             <w:r>
-              <w:t>C</w:t>
-            </w:r>
-            <w:r>
-              <w:t>ỡ</w:t>
+              <w:t>Cỡ</w:t>
             </w:r>
             <w:r>
               <w:rPr>
@@ -4962,9 +4243,27 @@
                 <w:b/>
                 <w:color w:val="000000"/>
                 <w:sz w:val="15"/>
+              </w:rPr>
+              <w:t>{{ names[:2] | join(',</w:t>
+            </w:r>
+            <w:r>
+              <w:rPr>
+                <w:rFonts w:ascii="Arial" w:hAnsi="Arial"/>
+                <w:b/>
+                <w:color w:val="000000"/>
+                <w:sz w:val="15"/>
                 <w:lang w:val="en-US"/>
               </w:rPr>
-              <w:t>{{names | join(‘,’)}}</w:t>
+              <w:t xml:space="preserve"> </w:t>
+            </w:r>
+            <w:r>
+              <w:rPr>
+                <w:rFonts w:ascii="Arial" w:hAnsi="Arial"/>
+                <w:b/>
+                <w:color w:val="000000"/>
+                <w:sz w:val="15"/>
+              </w:rPr>
+              <w:t>') }}</w:t>
             </w:r>
           </w:p>
           <w:p>
@@ -4982,15 +4281,7 @@
                 <w:b/>
                 <w:sz w:val="15"/>
               </w:rPr>
-              <w:t>S</w:t>
-            </w:r>
-            <w:r>
-              <w:rPr>
-                <w:rFonts w:ascii="Arial" w:hAnsi="Arial"/>
-                <w:b/>
-                <w:sz w:val="15"/>
-              </w:rPr>
-              <w:t>ố</w:t>
+              <w:t>Số</w:t>
             </w:r>
             <w:r>
               <w:rPr>
@@ -5007,23 +4298,7 @@
                 <w:b/>
                 <w:sz w:val="15"/>
               </w:rPr>
-              <w:t>lư</w:t>
-            </w:r>
-            <w:r>
-              <w:rPr>
-                <w:rFonts w:ascii="Arial" w:hAnsi="Arial"/>
-                <w:b/>
-                <w:sz w:val="15"/>
-              </w:rPr>
-              <w:t>ợ</w:t>
-            </w:r>
-            <w:r>
-              <w:rPr>
-                <w:rFonts w:ascii="Arial" w:hAnsi="Arial"/>
-                <w:b/>
-                <w:sz w:val="15"/>
-              </w:rPr>
-              <w:t>ng</w:t>
+              <w:t>lượng</w:t>
             </w:r>
             <w:r>
               <w:rPr>
@@ -5056,25 +4331,52 @@
                 <w:sz w:val="15"/>
                 <w:lang w:val="en-US"/>
               </w:rPr>
-              <w:t xml:space="preserve">{{names | length}} </w:t>
-            </w:r>
+              <w:t xml:space="preserve">{{ 2 if </w:t>
+            </w:r>
+            <w:proofErr w:type="spellStart"/>
             <w:r>
               <w:rPr>
                 <w:sz w:val="15"/>
-              </w:rPr>
-              <w:t>ngư</w:t>
-            </w:r>
+                <w:lang w:val="en-US"/>
+              </w:rPr>
+              <w:t>names|length</w:t>
+            </w:r>
+            <w:proofErr w:type="spellEnd"/>
             <w:r>
               <w:rPr>
                 <w:sz w:val="15"/>
-              </w:rPr>
-              <w:t>ờ</w:t>
-            </w:r>
+                <w:lang w:val="en-US"/>
+              </w:rPr>
+              <w:t xml:space="preserve"> &gt; 2 else </w:t>
+            </w:r>
+            <w:proofErr w:type="spellStart"/>
             <w:r>
               <w:rPr>
                 <w:sz w:val="15"/>
-              </w:rPr>
-              <w:t>i</w:t>
+                <w:lang w:val="en-US"/>
+              </w:rPr>
+              <w:t>names|length</w:t>
+            </w:r>
+            <w:proofErr w:type="spellEnd"/>
+            <w:r>
+              <w:rPr>
+                <w:sz w:val="15"/>
+                <w:lang w:val="en-US"/>
+              </w:rPr>
+              <w:t xml:space="preserve"> }}</w:t>
+            </w:r>
+            <w:r>
+              <w:rPr>
+                <w:sz w:val="15"/>
+                <w:lang w:val="en-US"/>
+              </w:rPr>
+              <w:t xml:space="preserve"> </w:t>
+            </w:r>
+            <w:r>
+              <w:rPr>
+                <w:sz w:val="15"/>
+              </w:rPr>
+              <w:t>người</w:t>
             </w:r>
             <w:r>
               <w:rPr>
@@ -5088,21 +4390,7 @@
                 <w:spacing w:val="-5"/>
                 <w:sz w:val="15"/>
               </w:rPr>
-              <w:t>l</w:t>
-            </w:r>
-            <w:r>
-              <w:rPr>
-                <w:spacing w:val="-5"/>
-                <w:sz w:val="15"/>
-              </w:rPr>
-              <w:t>ớ</w:t>
-            </w:r>
-            <w:r>
-              <w:rPr>
-                <w:spacing w:val="-5"/>
-                <w:sz w:val="15"/>
-              </w:rPr>
-              <w:t>n</w:t>
+              <w:t>lớn</w:t>
             </w:r>
           </w:p>
           <w:p>
@@ -5119,14 +4407,7 @@
                 <w:rFonts w:ascii="Times New Roman" w:hAnsi="Times New Roman"/>
                 <w:color w:val="233E5F"/>
               </w:rPr>
-              <w:t>K</w:t>
-            </w:r>
-            <w:r>
-              <w:rPr>
-                <w:rFonts w:ascii="Times New Roman" w:hAnsi="Times New Roman"/>
-                <w:color w:val="233E5F"/>
-              </w:rPr>
-              <w:t>ế</w:t>
+              <w:t>Kế</w:t>
             </w:r>
             <w:r>
               <w:rPr>
@@ -5141,21 +4422,7 @@
                 <w:rFonts w:ascii="Times New Roman" w:hAnsi="Times New Roman"/>
                 <w:color w:val="233E5F"/>
               </w:rPr>
-              <w:t>ho</w:t>
-            </w:r>
-            <w:r>
-              <w:rPr>
-                <w:rFonts w:ascii="Times New Roman" w:hAnsi="Times New Roman"/>
-                <w:color w:val="233E5F"/>
-              </w:rPr>
-              <w:t>ạ</w:t>
-            </w:r>
-            <w:r>
-              <w:rPr>
-                <w:rFonts w:ascii="Times New Roman" w:hAnsi="Times New Roman"/>
-                <w:color w:val="233E5F"/>
-              </w:rPr>
-              <w:t>ch</w:t>
+              <w:t>hoạch</w:t>
             </w:r>
             <w:r>
               <w:rPr>
@@ -5170,21 +4437,7 @@
                 <w:rFonts w:ascii="Times New Roman" w:hAnsi="Times New Roman"/>
                 <w:color w:val="233E5F"/>
               </w:rPr>
-              <w:t>B</w:t>
-            </w:r>
-            <w:r>
-              <w:rPr>
-                <w:rFonts w:ascii="Times New Roman" w:hAnsi="Times New Roman"/>
-                <w:color w:val="233E5F"/>
-              </w:rPr>
-              <w:t>ữ</w:t>
-            </w:r>
-            <w:r>
-              <w:rPr>
-                <w:rFonts w:ascii="Times New Roman" w:hAnsi="Times New Roman"/>
-                <w:color w:val="233E5F"/>
-              </w:rPr>
-              <w:t xml:space="preserve">a </w:t>
+              <w:t xml:space="preserve">Bữa </w:t>
             </w:r>
             <w:r>
               <w:rPr>
@@ -5239,21 +4492,7 @@
                 <w:w w:val="105"/>
                 <w:sz w:val="13"/>
               </w:rPr>
-              <w:t>b</w:t>
-            </w:r>
-            <w:r>
-              <w:rPr>
-                <w:w w:val="105"/>
-                <w:sz w:val="13"/>
-              </w:rPr>
-              <w:t>ữ</w:t>
-            </w:r>
-            <w:r>
-              <w:rPr>
-                <w:w w:val="105"/>
-                <w:sz w:val="13"/>
-              </w:rPr>
-              <w:t>a</w:t>
+              <w:t>bữa</w:t>
             </w:r>
             <w:r>
               <w:rPr>
@@ -5313,21 +4552,7 @@
                 <w:w w:val="105"/>
                 <w:sz w:val="13"/>
               </w:rPr>
-              <w:t>cu</w:t>
-            </w:r>
-            <w:r>
-              <w:rPr>
-                <w:w w:val="105"/>
-                <w:sz w:val="13"/>
-              </w:rPr>
-              <w:t>ố</w:t>
-            </w:r>
-            <w:r>
-              <w:rPr>
-                <w:w w:val="105"/>
-                <w:sz w:val="13"/>
-              </w:rPr>
-              <w:t>i</w:t>
+              <w:t>cuối</w:t>
             </w:r>
             <w:r>
               <w:rPr>
@@ -5378,23 +4603,7 @@
                 <w:b/>
                 <w:sz w:val="13"/>
               </w:rPr>
-              <w:t>thư</w:t>
-            </w:r>
-            <w:r>
-              <w:rPr>
-                <w:rFonts w:ascii="Arial" w:hAnsi="Arial"/>
-                <w:b/>
-                <w:sz w:val="13"/>
-              </w:rPr>
-              <w:t>ớ</w:t>
-            </w:r>
-            <w:r>
-              <w:rPr>
-                <w:rFonts w:ascii="Arial" w:hAnsi="Arial"/>
-                <w:b/>
-                <w:sz w:val="13"/>
-              </w:rPr>
-              <w:t>c</w:t>
+              <w:t>thước</w:t>
             </w:r>
             <w:r>
               <w:rPr>
@@ -5411,23 +4620,7 @@
                 <w:b/>
                 <w:sz w:val="13"/>
               </w:rPr>
-              <w:t>giư</w:t>
-            </w:r>
-            <w:r>
-              <w:rPr>
-                <w:rFonts w:ascii="Arial" w:hAnsi="Arial"/>
-                <w:b/>
-                <w:sz w:val="13"/>
-              </w:rPr>
-              <w:t>ờ</w:t>
-            </w:r>
-            <w:r>
-              <w:rPr>
-                <w:rFonts w:ascii="Arial" w:hAnsi="Arial"/>
-                <w:b/>
-                <w:sz w:val="13"/>
-              </w:rPr>
-              <w:t xml:space="preserve">ng: </w:t>
+              <w:t xml:space="preserve">giường: </w:t>
             </w:r>
             <w:r>
               <w:rPr>
@@ -5446,19 +4639,7 @@
               <w:rPr>
                 <w:sz w:val="13"/>
               </w:rPr>
-              <w:t>giư</w:t>
-            </w:r>
-            <w:r>
-              <w:rPr>
-                <w:sz w:val="13"/>
-              </w:rPr>
-              <w:t>ờ</w:t>
-            </w:r>
-            <w:r>
-              <w:rPr>
-                <w:sz w:val="13"/>
-              </w:rPr>
-              <w:t>ng</w:t>
+              <w:t>giường</w:t>
             </w:r>
             <w:r>
               <w:rPr>
@@ -5484,19 +4665,7 @@
               <w:rPr>
                 <w:sz w:val="13"/>
               </w:rPr>
-              <w:t>l</w:t>
-            </w:r>
-            <w:r>
-              <w:rPr>
-                <w:sz w:val="13"/>
-              </w:rPr>
-              <w:t>ớ</w:t>
-            </w:r>
-            <w:r>
-              <w:rPr>
-                <w:sz w:val="13"/>
-              </w:rPr>
-              <w:t>n</w:t>
+              <w:t>lớn</w:t>
             </w:r>
             <w:r>
               <w:rPr>
@@ -5509,19 +4678,7 @@
               <w:rPr>
                 <w:sz w:val="13"/>
               </w:rPr>
-              <w:t>(R</w:t>
-            </w:r>
-            <w:r>
-              <w:rPr>
-                <w:sz w:val="13"/>
-              </w:rPr>
-              <w:t>ộ</w:t>
-            </w:r>
-            <w:r>
-              <w:rPr>
-                <w:sz w:val="13"/>
-              </w:rPr>
-              <w:t>ng</w:t>
+              <w:t>(Rộng</w:t>
             </w:r>
             <w:r>
               <w:rPr>
@@ -5569,45 +4726,61 @@
               <w:rPr>
                 <w:spacing w:val="-2"/>
                 <w:w w:val="105"/>
-                <w:lang w:val="en-US"/>
-              </w:rPr>
-              <w:t xml:space="preserve">{{ ((names| length) * </w:t>
-            </w:r>
-            <w:proofErr w:type="spellStart"/>
+              </w:rPr>
+              <w:t xml:space="preserve">{{ </w:t>
+            </w:r>
             <w:r>
               <w:rPr>
                 <w:spacing w:val="-2"/>
                 <w:w w:val="105"/>
                 <w:lang w:val="en-US"/>
               </w:rPr>
-              <w:t>unit_of_hotel</w:t>
-            </w:r>
-            <w:proofErr w:type="spellEnd"/>
+              <w:t>(</w:t>
+            </w:r>
+            <w:r>
+              <w:rPr>
+                <w:spacing w:val="-2"/>
+                <w:w w:val="105"/>
+              </w:rPr>
+              <w:t>(((</w:t>
+            </w:r>
             <w:r>
               <w:rPr>
                 <w:spacing w:val="-2"/>
                 <w:w w:val="105"/>
                 <w:lang w:val="en-US"/>
               </w:rPr>
-              <w:t xml:space="preserve"> * 1.06) | </w:t>
-            </w:r>
-            <w:proofErr w:type="spellStart"/>
+              <w:t>(</w:t>
+            </w:r>
+            <w:r>
+              <w:rPr>
+                <w:spacing w:val="-2"/>
+                <w:w w:val="105"/>
+              </w:rPr>
+              <w:t>names|length + 1) // 2) * unit_of_hotel)</w:t>
+            </w:r>
             <w:r>
               <w:rPr>
                 <w:spacing w:val="-2"/>
                 <w:w w:val="105"/>
                 <w:lang w:val="en-US"/>
               </w:rPr>
-              <w:t>vnd</w:t>
-            </w:r>
-            <w:proofErr w:type="spellEnd"/>
+              <w:t>) //2</w:t>
+            </w:r>
             <w:r>
               <w:rPr>
                 <w:spacing w:val="-2"/>
                 <w:w w:val="105"/>
                 <w:lang w:val="en-US"/>
               </w:rPr>
-              <w:t xml:space="preserve"> }}</w:t>
+              <w:t>)</w:t>
+            </w:r>
+            <w:r>
+              <w:rPr>
+                <w:spacing w:val="-2"/>
+                <w:w w:val="105"/>
+              </w:rPr>
+              <w:t xml:space="preserve"> | vnd }}</w:t>
             </w:r>
           </w:p>
           <w:p>
@@ -5649,19 +4822,7 @@
               <w:rPr>
                 <w:sz w:val="13"/>
               </w:rPr>
-              <w:t>g</w:t>
-            </w:r>
-            <w:r>
-              <w:rPr>
-                <w:sz w:val="13"/>
-              </w:rPr>
-              <w:t>ồ</w:t>
-            </w:r>
-            <w:r>
-              <w:rPr>
-                <w:sz w:val="13"/>
-              </w:rPr>
-              <w:t>m</w:t>
+              <w:t>gồm</w:t>
             </w:r>
             <w:r>
               <w:rPr>
@@ -5700,13 +4861,7 @@
               <w:rPr>
                 <w:sz w:val="13"/>
               </w:rPr>
-              <w:t>Thu</w:t>
-            </w:r>
-            <w:r>
-              <w:rPr>
-                <w:sz w:val="13"/>
-              </w:rPr>
-              <w:t>ế</w:t>
+              <w:t>Thuế</w:t>
             </w:r>
             <w:r>
               <w:rPr>
@@ -5762,19 +4917,7 @@
               <w:rPr>
                 <w:sz w:val="13"/>
               </w:rPr>
-              <w:t>g</w:t>
-            </w:r>
-            <w:r>
-              <w:rPr>
-                <w:sz w:val="13"/>
-              </w:rPr>
-              <w:t>ồ</w:t>
-            </w:r>
-            <w:r>
-              <w:rPr>
-                <w:sz w:val="13"/>
-              </w:rPr>
-              <w:t>m</w:t>
+              <w:t>gồm</w:t>
             </w:r>
             <w:r>
               <w:rPr>
@@ -5826,19 +4969,7 @@
               <w:rPr>
                 <w:sz w:val="13"/>
               </w:rPr>
-              <w:t>d</w:t>
-            </w:r>
-            <w:r>
-              <w:rPr>
-                <w:sz w:val="13"/>
-              </w:rPr>
-              <w:t>ị</w:t>
-            </w:r>
-            <w:r>
-              <w:rPr>
-                <w:sz w:val="13"/>
-              </w:rPr>
-              <w:t>ch</w:t>
+              <w:t>dịch</w:t>
             </w:r>
             <w:r>
               <w:rPr>
@@ -5851,13 +4982,7 @@
               <w:rPr>
                 <w:sz w:val="13"/>
               </w:rPr>
-              <w:t>v</w:t>
-            </w:r>
-            <w:r>
-              <w:rPr>
-                <w:sz w:val="13"/>
-              </w:rPr>
-              <w:t>ụ</w:t>
+              <w:t>vụ</w:t>
             </w:r>
             <w:r>
               <w:rPr>
@@ -5870,19 +4995,7 @@
               <w:rPr>
                 <w:sz w:val="13"/>
               </w:rPr>
-              <w:t>c</w:t>
-            </w:r>
-            <w:r>
-              <w:rPr>
-                <w:sz w:val="13"/>
-              </w:rPr>
-              <w:t>ủ</w:t>
-            </w:r>
-            <w:r>
-              <w:rPr>
-                <w:sz w:val="13"/>
-              </w:rPr>
-              <w:t>a</w:t>
+              <w:t>của</w:t>
             </w:r>
             <w:r>
               <w:rPr>
@@ -5895,13 +5008,7 @@
               <w:rPr>
                 <w:sz w:val="13"/>
               </w:rPr>
-              <w:t>ch</w:t>
-            </w:r>
-            <w:r>
-              <w:rPr>
-                <w:sz w:val="13"/>
-              </w:rPr>
-              <w:t>ỗ</w:t>
+              <w:t>chỗ</w:t>
             </w:r>
             <w:r>
               <w:rPr>
@@ -5915,14 +5022,7 @@
                 <w:spacing w:val="-4"/>
                 <w:sz w:val="13"/>
               </w:rPr>
-              <w:t>ngh</w:t>
-            </w:r>
-            <w:r>
-              <w:rPr>
-                <w:spacing w:val="-4"/>
-                <w:sz w:val="13"/>
-              </w:rPr>
-              <w:t>ỉ</w:t>
+              <w:t>nghỉ</w:t>
             </w:r>
           </w:p>
         </w:tc>
@@ -6057,7 +5157,7 @@
                 </mc:Choice>
                 <mc:Fallback>
                   <w:pict>
-                    <v:group w14:anchorId="29C208F8" id="Group 54" o:spid="_x0000_s1026" style="position:absolute;margin-left:25.1pt;margin-top:-.2pt;width:.4pt;height:108.4pt;z-index:15730688;mso-wrap-distance-left:0;mso-wrap-distance-right:0" coordsize="50,13766" o:gfxdata="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">
+                    <v:group w14:anchorId="2639CD35" id="Group 54" o:spid="_x0000_s1026" style="position:absolute;margin-left:25.1pt;margin-top:-.2pt;width:.4pt;height:108.4pt;z-index:15730688;mso-wrap-distance-left:0;mso-wrap-distance-right:0" coordsize="50,13766" o:gfxdata="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">
                       <v:shape id="Graphic 55" o:spid="_x0000_s1027" style="position:absolute;width:50;height:13766;visibility:visible;mso-wrap-style:square;v-text-anchor:top" coordsize="5080,1376680" o:gfxdata="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" path="m4572,1372120r-4572,l,1376680r4572,l4572,1372120xem4572,l,,,4445r,127l,1372108r4572,l4572,4572r,-127l4572,xe" fillcolor="black" stroked="f">
                         <v:path arrowok="t"/>
                       </v:shape>
@@ -6085,13 +5185,7 @@
               <w:t xml:space="preserve"> </w:t>
             </w:r>
             <w:r>
-              <w:t>Chu</w:t>
-            </w:r>
-            <w:r>
-              <w:t>ẩ</w:t>
-            </w:r>
-            <w:r>
-              <w:t>n</w:t>
+              <w:t>Chuẩn</w:t>
             </w:r>
             <w:r>
               <w:rPr>
@@ -6109,13 +5203,7 @@
               <w:t xml:space="preserve"> </w:t>
             </w:r>
             <w:r>
-              <w:t>Giư</w:t>
-            </w:r>
-            <w:r>
-              <w:t>ờ</w:t>
-            </w:r>
-            <w:r>
-              <w:t>ng</w:t>
+              <w:t>Giường</w:t>
             </w:r>
             <w:r>
               <w:rPr>
@@ -6124,10 +5212,7 @@
               <w:t xml:space="preserve"> </w:t>
             </w:r>
             <w:r>
-              <w:t>C</w:t>
-            </w:r>
-            <w:r>
-              <w:t>ỡ</w:t>
+              <w:t>Cỡ</w:t>
             </w:r>
             <w:r>
               <w:rPr>
@@ -6192,9 +5277,27 @@
                 <w:b/>
                 <w:color w:val="000000"/>
                 <w:sz w:val="15"/>
+              </w:rPr>
+              <w:t>{{ names[2:] | join(',</w:t>
+            </w:r>
+            <w:r>
+              <w:rPr>
+                <w:rFonts w:ascii="Arial" w:hAnsi="Arial"/>
+                <w:b/>
+                <w:color w:val="000000"/>
+                <w:sz w:val="15"/>
                 <w:lang w:val="en-US"/>
               </w:rPr>
-              <w:t>{{names | join(‘,’)}}</w:t>
+              <w:t xml:space="preserve"> </w:t>
+            </w:r>
+            <w:r>
+              <w:rPr>
+                <w:rFonts w:ascii="Arial" w:hAnsi="Arial"/>
+                <w:b/>
+                <w:color w:val="000000"/>
+                <w:sz w:val="15"/>
+              </w:rPr>
+              <w:t>') }}</w:t>
             </w:r>
           </w:p>
           <w:p>
@@ -6212,15 +5315,7 @@
                 <w:b/>
                 <w:sz w:val="15"/>
               </w:rPr>
-              <w:t>S</w:t>
-            </w:r>
-            <w:r>
-              <w:rPr>
-                <w:rFonts w:ascii="Arial" w:hAnsi="Arial"/>
-                <w:b/>
-                <w:sz w:val="15"/>
-              </w:rPr>
-              <w:t>ố</w:t>
+              <w:t>Số</w:t>
             </w:r>
             <w:r>
               <w:rPr>
@@ -6237,23 +5332,7 @@
                 <w:b/>
                 <w:sz w:val="15"/>
               </w:rPr>
-              <w:t>lư</w:t>
-            </w:r>
-            <w:r>
-              <w:rPr>
-                <w:rFonts w:ascii="Arial" w:hAnsi="Arial"/>
-                <w:b/>
-                <w:sz w:val="15"/>
-              </w:rPr>
-              <w:t>ợ</w:t>
-            </w:r>
-            <w:r>
-              <w:rPr>
-                <w:rFonts w:ascii="Arial" w:hAnsi="Arial"/>
-                <w:b/>
-                <w:sz w:val="15"/>
-              </w:rPr>
-              <w:t>ng</w:t>
+              <w:t>lượng</w:t>
             </w:r>
             <w:r>
               <w:rPr>
@@ -6286,7 +5365,39 @@
                 <w:sz w:val="15"/>
                 <w:lang w:val="en-US"/>
               </w:rPr>
-              <w:t>{{names | length}}</w:t>
+              <w:t xml:space="preserve">{{ (names | length) - (2 if </w:t>
+            </w:r>
+            <w:proofErr w:type="spellStart"/>
+            <w:r>
+              <w:rPr>
+                <w:sz w:val="15"/>
+                <w:lang w:val="en-US"/>
+              </w:rPr>
+              <w:t>names|length</w:t>
+            </w:r>
+            <w:proofErr w:type="spellEnd"/>
+            <w:r>
+              <w:rPr>
+                <w:sz w:val="15"/>
+                <w:lang w:val="en-US"/>
+              </w:rPr>
+              <w:t xml:space="preserve"> &gt; 2 else </w:t>
+            </w:r>
+            <w:proofErr w:type="spellStart"/>
+            <w:r>
+              <w:rPr>
+                <w:sz w:val="15"/>
+                <w:lang w:val="en-US"/>
+              </w:rPr>
+              <w:t>names|length</w:t>
+            </w:r>
+            <w:proofErr w:type="spellEnd"/>
+            <w:r>
+              <w:rPr>
+                <w:sz w:val="15"/>
+                <w:lang w:val="en-US"/>
+              </w:rPr>
+              <w:t>) }}</w:t>
             </w:r>
             <w:r>
               <w:rPr>
@@ -6299,19 +5410,7 @@
               <w:rPr>
                 <w:sz w:val="15"/>
               </w:rPr>
-              <w:t>ngư</w:t>
-            </w:r>
-            <w:r>
-              <w:rPr>
-                <w:sz w:val="15"/>
-              </w:rPr>
-              <w:t>ờ</w:t>
-            </w:r>
-            <w:r>
-              <w:rPr>
-                <w:sz w:val="15"/>
-              </w:rPr>
-              <w:t>i</w:t>
+              <w:t>người</w:t>
             </w:r>
             <w:r>
               <w:rPr>
@@ -6325,21 +5424,7 @@
                 <w:spacing w:val="-5"/>
                 <w:sz w:val="15"/>
               </w:rPr>
-              <w:t>l</w:t>
-            </w:r>
-            <w:r>
-              <w:rPr>
-                <w:spacing w:val="-5"/>
-                <w:sz w:val="15"/>
-              </w:rPr>
-              <w:t>ớ</w:t>
-            </w:r>
-            <w:r>
-              <w:rPr>
-                <w:spacing w:val="-5"/>
-                <w:sz w:val="15"/>
-              </w:rPr>
-              <w:t>n</w:t>
+              <w:t>lớn</w:t>
             </w:r>
           </w:p>
           <w:p>
@@ -6355,14 +5440,7 @@
                 <w:rFonts w:ascii="Times New Roman" w:hAnsi="Times New Roman"/>
                 <w:color w:val="233E5F"/>
               </w:rPr>
-              <w:t>K</w:t>
-            </w:r>
-            <w:r>
-              <w:rPr>
-                <w:rFonts w:ascii="Times New Roman" w:hAnsi="Times New Roman"/>
-                <w:color w:val="233E5F"/>
-              </w:rPr>
-              <w:t>ế</w:t>
+              <w:t>Kế</w:t>
             </w:r>
             <w:r>
               <w:rPr>
@@ -6377,21 +5455,7 @@
                 <w:rFonts w:ascii="Times New Roman" w:hAnsi="Times New Roman"/>
                 <w:color w:val="233E5F"/>
               </w:rPr>
-              <w:t>ho</w:t>
-            </w:r>
-            <w:r>
-              <w:rPr>
-                <w:rFonts w:ascii="Times New Roman" w:hAnsi="Times New Roman"/>
-                <w:color w:val="233E5F"/>
-              </w:rPr>
-              <w:t>ạ</w:t>
-            </w:r>
-            <w:r>
-              <w:rPr>
-                <w:rFonts w:ascii="Times New Roman" w:hAnsi="Times New Roman"/>
-                <w:color w:val="233E5F"/>
-              </w:rPr>
-              <w:t>ch</w:t>
+              <w:t>hoạch</w:t>
             </w:r>
             <w:r>
               <w:rPr>
@@ -6406,21 +5470,7 @@
                 <w:rFonts w:ascii="Times New Roman" w:hAnsi="Times New Roman"/>
                 <w:color w:val="233E5F"/>
               </w:rPr>
-              <w:t>B</w:t>
-            </w:r>
-            <w:r>
-              <w:rPr>
-                <w:rFonts w:ascii="Times New Roman" w:hAnsi="Times New Roman"/>
-                <w:color w:val="233E5F"/>
-              </w:rPr>
-              <w:t>ữ</w:t>
-            </w:r>
-            <w:r>
-              <w:rPr>
-                <w:rFonts w:ascii="Times New Roman" w:hAnsi="Times New Roman"/>
-                <w:color w:val="233E5F"/>
-              </w:rPr>
-              <w:t xml:space="preserve">a </w:t>
+              <w:t xml:space="preserve">Bữa </w:t>
             </w:r>
             <w:r>
               <w:rPr>
@@ -6475,21 +5525,7 @@
                 <w:w w:val="105"/>
                 <w:sz w:val="13"/>
               </w:rPr>
-              <w:t>b</w:t>
-            </w:r>
-            <w:r>
-              <w:rPr>
-                <w:w w:val="105"/>
-                <w:sz w:val="13"/>
-              </w:rPr>
-              <w:t>ữ</w:t>
-            </w:r>
-            <w:r>
-              <w:rPr>
-                <w:w w:val="105"/>
-                <w:sz w:val="13"/>
-              </w:rPr>
-              <w:t>a</w:t>
+              <w:t>bữa</w:t>
             </w:r>
             <w:r>
               <w:rPr>
@@ -6549,21 +5585,7 @@
                 <w:w w:val="105"/>
                 <w:sz w:val="13"/>
               </w:rPr>
-              <w:t>cu</w:t>
-            </w:r>
-            <w:r>
-              <w:rPr>
-                <w:w w:val="105"/>
-                <w:sz w:val="13"/>
-              </w:rPr>
-              <w:t>ố</w:t>
-            </w:r>
-            <w:r>
-              <w:rPr>
-                <w:w w:val="105"/>
-                <w:sz w:val="13"/>
-              </w:rPr>
-              <w:t>i</w:t>
+              <w:t>cuối</w:t>
             </w:r>
             <w:r>
               <w:rPr>
@@ -6614,23 +5636,7 @@
                 <w:b/>
                 <w:sz w:val="13"/>
               </w:rPr>
-              <w:t>thư</w:t>
-            </w:r>
-            <w:r>
-              <w:rPr>
-                <w:rFonts w:ascii="Arial" w:hAnsi="Arial"/>
-                <w:b/>
-                <w:sz w:val="13"/>
-              </w:rPr>
-              <w:t>ớ</w:t>
-            </w:r>
-            <w:r>
-              <w:rPr>
-                <w:rFonts w:ascii="Arial" w:hAnsi="Arial"/>
-                <w:b/>
-                <w:sz w:val="13"/>
-              </w:rPr>
-              <w:t>c</w:t>
+              <w:t>thước</w:t>
             </w:r>
             <w:r>
               <w:rPr>
@@ -6647,23 +5653,7 @@
                 <w:b/>
                 <w:sz w:val="13"/>
               </w:rPr>
-              <w:t>giư</w:t>
-            </w:r>
-            <w:r>
-              <w:rPr>
-                <w:rFonts w:ascii="Arial" w:hAnsi="Arial"/>
-                <w:b/>
-                <w:sz w:val="13"/>
-              </w:rPr>
-              <w:t>ờ</w:t>
-            </w:r>
-            <w:r>
-              <w:rPr>
-                <w:rFonts w:ascii="Arial" w:hAnsi="Arial"/>
-                <w:b/>
-                <w:sz w:val="13"/>
-              </w:rPr>
-              <w:t xml:space="preserve">ng: </w:t>
+              <w:t xml:space="preserve">giường: </w:t>
             </w:r>
             <w:r>
               <w:rPr>
@@ -6682,19 +5672,7 @@
               <w:rPr>
                 <w:sz w:val="13"/>
               </w:rPr>
-              <w:t>giư</w:t>
-            </w:r>
-            <w:r>
-              <w:rPr>
-                <w:sz w:val="13"/>
-              </w:rPr>
-              <w:t>ờ</w:t>
-            </w:r>
-            <w:r>
-              <w:rPr>
-                <w:sz w:val="13"/>
-              </w:rPr>
-              <w:t>ng</w:t>
+              <w:t>giường</w:t>
             </w:r>
             <w:r>
               <w:rPr>
@@ -6720,19 +5698,7 @@
               <w:rPr>
                 <w:sz w:val="13"/>
               </w:rPr>
-              <w:t>l</w:t>
-            </w:r>
-            <w:r>
-              <w:rPr>
-                <w:sz w:val="13"/>
-              </w:rPr>
-              <w:t>ớ</w:t>
-            </w:r>
-            <w:r>
-              <w:rPr>
-                <w:sz w:val="13"/>
-              </w:rPr>
-              <w:t>n</w:t>
+              <w:t>lớn</w:t>
             </w:r>
             <w:r>
               <w:rPr>
@@ -6745,19 +5711,7 @@
               <w:rPr>
                 <w:sz w:val="13"/>
               </w:rPr>
-              <w:t>(R</w:t>
-            </w:r>
-            <w:r>
-              <w:rPr>
-                <w:sz w:val="13"/>
-              </w:rPr>
-              <w:t>ộ</w:t>
-            </w:r>
-            <w:r>
-              <w:rPr>
-                <w:sz w:val="13"/>
-              </w:rPr>
-              <w:t>ng</w:t>
+              <w:t>(Rộng</w:t>
             </w:r>
             <w:r>
               <w:rPr>
@@ -6791,6 +5745,13 @@
             <w:r>
               <w:rPr>
                 <w:sz w:val="27"/>
+                <w:lang w:val="en-US"/>
+              </w:rPr>
+              <w:t xml:space="preserve">       </w:t>
+            </w:r>
+            <w:r>
+              <w:rPr>
+                <w:sz w:val="27"/>
               </w:rPr>
               <w:t>VND</w:t>
             </w:r>
@@ -6800,6 +5761,13 @@
                 <w:sz w:val="27"/>
               </w:rPr>
               <w:t xml:space="preserve"> </w:t>
+            </w:r>
+            <w:r>
+              <w:rPr>
+                <w:spacing w:val="-2"/>
+                <w:w w:val="105"/>
+              </w:rPr>
+              <w:t xml:space="preserve">{{ </w:t>
             </w:r>
             <w:r>
               <w:rPr>
@@ -6807,43 +5775,52 @@
                 <w:w w:val="105"/>
                 <w:lang w:val="en-US"/>
               </w:rPr>
-              <w:t xml:space="preserve">{{ ((names| length) * </w:t>
-            </w:r>
-            <w:proofErr w:type="spellStart"/>
+              <w:t>(</w:t>
+            </w:r>
+            <w:r>
+              <w:rPr>
+                <w:spacing w:val="-2"/>
+                <w:w w:val="105"/>
+              </w:rPr>
+              <w:t>((</w:t>
+            </w:r>
             <w:r>
               <w:rPr>
                 <w:spacing w:val="-2"/>
                 <w:w w:val="105"/>
                 <w:lang w:val="en-US"/>
               </w:rPr>
-              <w:t>unit_of_hotel</w:t>
-            </w:r>
-            <w:proofErr w:type="spellEnd"/>
+              <w:t>(</w:t>
+            </w:r>
+            <w:r>
+              <w:rPr>
+                <w:spacing w:val="-2"/>
+                <w:w w:val="105"/>
+              </w:rPr>
+              <w:t>(names|length + 1) // 2) * unit_of_hotel)</w:t>
+            </w:r>
             <w:r>
               <w:rPr>
                 <w:spacing w:val="-2"/>
                 <w:w w:val="105"/>
                 <w:lang w:val="en-US"/>
               </w:rPr>
-              <w:t xml:space="preserve"> * 1.06) | </w:t>
-            </w:r>
-            <w:proofErr w:type="spellStart"/>
+              <w:t>) //2</w:t>
+            </w:r>
             <w:r>
               <w:rPr>
                 <w:spacing w:val="-2"/>
                 <w:w w:val="105"/>
                 <w:lang w:val="en-US"/>
               </w:rPr>
-              <w:t>vnd</w:t>
-            </w:r>
-            <w:proofErr w:type="spellEnd"/>
+              <w:t>)</w:t>
+            </w:r>
             <w:r>
               <w:rPr>
                 <w:spacing w:val="-2"/>
                 <w:w w:val="105"/>
-                <w:lang w:val="en-US"/>
-              </w:rPr>
-              <w:t xml:space="preserve"> }}</w:t>
+              </w:rPr>
+              <w:t xml:space="preserve"> | vnd }}</w:t>
             </w:r>
           </w:p>
           <w:p>
@@ -6885,19 +5862,7 @@
               <w:rPr>
                 <w:sz w:val="13"/>
               </w:rPr>
-              <w:t>g</w:t>
-            </w:r>
-            <w:r>
-              <w:rPr>
-                <w:sz w:val="13"/>
-              </w:rPr>
-              <w:t>ồ</w:t>
-            </w:r>
-            <w:r>
-              <w:rPr>
-                <w:sz w:val="13"/>
-              </w:rPr>
-              <w:t>m</w:t>
+              <w:t>gồm</w:t>
             </w:r>
             <w:r>
               <w:rPr>
@@ -6936,13 +5901,7 @@
               <w:rPr>
                 <w:sz w:val="13"/>
               </w:rPr>
-              <w:t>Thu</w:t>
-            </w:r>
-            <w:r>
-              <w:rPr>
-                <w:sz w:val="13"/>
-              </w:rPr>
-              <w:t>ế</w:t>
+              <w:t>Thuế</w:t>
             </w:r>
             <w:r>
               <w:rPr>
@@ -6998,19 +5957,7 @@
               <w:rPr>
                 <w:sz w:val="13"/>
               </w:rPr>
-              <w:t>g</w:t>
-            </w:r>
-            <w:r>
-              <w:rPr>
-                <w:sz w:val="13"/>
-              </w:rPr>
-              <w:t>ồ</w:t>
-            </w:r>
-            <w:r>
-              <w:rPr>
-                <w:sz w:val="13"/>
-              </w:rPr>
-              <w:t>m</w:t>
+              <w:t>gồm</w:t>
             </w:r>
             <w:r>
               <w:rPr>
@@ -7062,19 +6009,7 @@
               <w:rPr>
                 <w:sz w:val="13"/>
               </w:rPr>
-              <w:t>d</w:t>
-            </w:r>
-            <w:r>
-              <w:rPr>
-                <w:sz w:val="13"/>
-              </w:rPr>
-              <w:t>ị</w:t>
-            </w:r>
-            <w:r>
-              <w:rPr>
-                <w:sz w:val="13"/>
-              </w:rPr>
-              <w:t>ch</w:t>
+              <w:t>dịch</w:t>
             </w:r>
             <w:r>
               <w:rPr>
@@ -7087,13 +6022,7 @@
               <w:rPr>
                 <w:sz w:val="13"/>
               </w:rPr>
-              <w:t>v</w:t>
-            </w:r>
-            <w:r>
-              <w:rPr>
-                <w:sz w:val="13"/>
-              </w:rPr>
-              <w:t>ụ</w:t>
+              <w:t>vụ</w:t>
             </w:r>
             <w:r>
               <w:rPr>
@@ -7106,19 +6035,7 @@
               <w:rPr>
                 <w:sz w:val="13"/>
               </w:rPr>
-              <w:t>c</w:t>
-            </w:r>
-            <w:r>
-              <w:rPr>
-                <w:sz w:val="13"/>
-              </w:rPr>
-              <w:t>ủ</w:t>
-            </w:r>
-            <w:r>
-              <w:rPr>
-                <w:sz w:val="13"/>
-              </w:rPr>
-              <w:t>a</w:t>
+              <w:t>của</w:t>
             </w:r>
             <w:r>
               <w:rPr>
@@ -7131,13 +6048,7 @@
               <w:rPr>
                 <w:sz w:val="13"/>
               </w:rPr>
-              <w:t>ch</w:t>
-            </w:r>
-            <w:r>
-              <w:rPr>
-                <w:sz w:val="13"/>
-              </w:rPr>
-              <w:t>ỗ</w:t>
+              <w:t>chỗ</w:t>
             </w:r>
             <w:r>
               <w:rPr>
@@ -7151,14 +6062,7 @@
                 <w:spacing w:val="-4"/>
                 <w:sz w:val="13"/>
               </w:rPr>
-              <w:t>ngh</w:t>
-            </w:r>
-            <w:r>
-              <w:rPr>
-                <w:spacing w:val="-4"/>
-                <w:sz w:val="13"/>
-              </w:rPr>
-              <w:t>ỉ</w:t>
+              <w:t>nghỉ</w:t>
             </w:r>
           </w:p>
         </w:tc>
@@ -7212,19 +6116,7 @@
         <w:rPr>
           <w:spacing w:val="-2"/>
         </w:rPr>
-        <w:t>tr</w:t>
-      </w:r>
-      <w:r>
-        <w:rPr>
-          <w:spacing w:val="-2"/>
-        </w:rPr>
-        <w:t>ọ</w:t>
-      </w:r>
-      <w:r>
-        <w:rPr>
-          <w:spacing w:val="-2"/>
-        </w:rPr>
-        <w:t>ng</w:t>
+        <w:t>trọng</w:t>
       </w:r>
       <w:r>
         <w:tab/>
@@ -7258,19 +6150,7 @@
         <w:rPr>
           <w:spacing w:val="-5"/>
         </w:rPr>
-        <w:t>s</w:t>
-      </w:r>
-      <w:r>
-        <w:rPr>
-          <w:spacing w:val="-5"/>
-        </w:rPr>
-        <w:t>ạ</w:t>
-      </w:r>
-      <w:r>
-        <w:rPr>
-          <w:spacing w:val="-5"/>
-        </w:rPr>
-        <w:t>n</w:t>
+        <w:t>sạn</w:t>
       </w:r>
     </w:p>
     <w:p>
@@ -7282,13 +6162,7 @@
         <w:rPr>
           <w:w w:val="105"/>
         </w:rPr>
-        <w:t>Ch</w:t>
-      </w:r>
-      <w:r>
-        <w:rPr>
-          <w:w w:val="105"/>
-        </w:rPr>
-        <w:t>ỗ</w:t>
+        <w:t>Chỗ</w:t>
       </w:r>
       <w:r>
         <w:rPr>
@@ -7301,19 +6175,7 @@
         <w:rPr>
           <w:w w:val="105"/>
         </w:rPr>
-        <w:t>đ</w:t>
-      </w:r>
-      <w:r>
-        <w:rPr>
-          <w:w w:val="105"/>
-        </w:rPr>
-        <w:t>ậ</w:t>
-      </w:r>
-      <w:r>
-        <w:rPr>
-          <w:w w:val="105"/>
-        </w:rPr>
-        <w:t>u</w:t>
+        <w:t>đậu</w:t>
       </w:r>
       <w:r>
         <w:rPr>
@@ -7405,13 +6267,7 @@
         <w:rPr>
           <w:w w:val="105"/>
         </w:rPr>
-        <w:t>đ</w:t>
-      </w:r>
-      <w:r>
-        <w:rPr>
-          <w:w w:val="105"/>
-        </w:rPr>
-        <w:t>ỗ</w:t>
+        <w:t>đỗ</w:t>
       </w:r>
       <w:r>
         <w:rPr>
@@ -7437,19 +6293,7 @@
         <w:rPr>
           <w:w w:val="105"/>
         </w:rPr>
-        <w:t>mi</w:t>
-      </w:r>
-      <w:r>
-        <w:rPr>
-          <w:w w:val="105"/>
-        </w:rPr>
-        <w:t>ễ</w:t>
-      </w:r>
-      <w:r>
-        <w:rPr>
-          <w:w w:val="105"/>
-        </w:rPr>
-        <w:t>n</w:t>
+        <w:t>miễn</w:t>
       </w:r>
       <w:r>
         <w:rPr>
@@ -7475,19 +6319,7 @@
         <w:rPr>
           <w:w w:val="105"/>
         </w:rPr>
-        <w:t>t</w:t>
-      </w:r>
-      <w:r>
-        <w:rPr>
-          <w:w w:val="105"/>
-        </w:rPr>
-        <w:t>ạ</w:t>
-      </w:r>
-      <w:r>
-        <w:rPr>
-          <w:w w:val="105"/>
-        </w:rPr>
-        <w:t>i</w:t>
+        <w:t>tại</w:t>
       </w:r>
       <w:r>
         <w:rPr>
@@ -7500,13 +6332,7 @@
         <w:rPr>
           <w:w w:val="105"/>
         </w:rPr>
-        <w:t>ch</w:t>
-      </w:r>
-      <w:r>
-        <w:rPr>
-          <w:w w:val="105"/>
-        </w:rPr>
-        <w:t>ỗ</w:t>
+        <w:t>chỗ</w:t>
       </w:r>
       <w:r>
         <w:rPr>
@@ -7532,19 +6358,7 @@
         <w:rPr>
           <w:w w:val="105"/>
         </w:rPr>
-        <w:t>c</w:t>
-      </w:r>
-      <w:r>
-        <w:rPr>
-          <w:w w:val="105"/>
-        </w:rPr>
-        <w:t>ầ</w:t>
-      </w:r>
-      <w:r>
-        <w:rPr>
-          <w:w w:val="105"/>
-        </w:rPr>
-        <w:t>n</w:t>
+        <w:t>cần</w:t>
       </w:r>
       <w:r>
         <w:rPr>
@@ -7557,19 +6371,7 @@
         <w:rPr>
           <w:w w:val="105"/>
         </w:rPr>
-        <w:t>đ</w:t>
-      </w:r>
-      <w:r>
-        <w:rPr>
-          <w:w w:val="105"/>
-        </w:rPr>
-        <w:t>ặ</w:t>
-      </w:r>
-      <w:r>
-        <w:rPr>
-          <w:w w:val="105"/>
-        </w:rPr>
-        <w:t>t</w:t>
+        <w:t>đặt</w:t>
       </w:r>
       <w:r>
         <w:rPr>
@@ -7582,13 +6384,7 @@
         <w:rPr>
           <w:w w:val="105"/>
         </w:rPr>
-        <w:t>ch</w:t>
-      </w:r>
-      <w:r>
-        <w:rPr>
-          <w:w w:val="105"/>
-        </w:rPr>
-        <w:t>ỗ</w:t>
+        <w:t>chỗ</w:t>
       </w:r>
       <w:r>
         <w:rPr>
@@ -7602,21 +6398,7 @@
           <w:spacing w:val="-2"/>
           <w:w w:val="105"/>
         </w:rPr>
-        <w:t>trư</w:t>
-      </w:r>
-      <w:r>
-        <w:rPr>
-          <w:spacing w:val="-2"/>
-          <w:w w:val="105"/>
-        </w:rPr>
-        <w:t>ớ</w:t>
-      </w:r>
-      <w:r>
-        <w:rPr>
-          <w:spacing w:val="-2"/>
-          <w:w w:val="105"/>
-        </w:rPr>
-        <w:t>c).</w:t>
+        <w:t>trước).</w:t>
       </w:r>
     </w:p>
     <w:p>
@@ -7681,19 +6463,7 @@
         <w:rPr>
           <w:w w:val="105"/>
         </w:rPr>
-        <w:t>c</w:t>
-      </w:r>
-      <w:r>
-        <w:rPr>
-          <w:w w:val="105"/>
-        </w:rPr>
-        <w:t>ậ</w:t>
-      </w:r>
-      <w:r>
-        <w:rPr>
-          <w:w w:val="105"/>
-        </w:rPr>
-        <w:t>p</w:t>
+        <w:t>cập</w:t>
       </w:r>
       <w:r>
         <w:rPr>
@@ -7741,7 +6511,7 @@
 </file>
 
 <file path=word/endnotes.xml><?xml version="1.0" encoding="utf-8"?>
-<w:endnotes xmlns:wpc="http://schemas.microsoft.com/office/word/2010/wordprocessingCanvas" xmlns:cx="http://schemas.microsoft.com/office/drawing/2014/chartex" xmlns:cx1="http://schemas.microsoft.com/office/drawing/2015/9/8/chartex" xmlns:cx2="http://schemas.microsoft.com/office/drawing/2015/10/21/chartex" xmlns:cx3="http://schemas.microsoft.com/office/drawing/2016/5/9/chartex" xmlns:cx4="http://schemas.microsoft.com/office/drawing/2016/5/10/chartex" xmlns:cx5="http://schemas.microsoft.com/office/drawing/2016/5/11/chartex" xmlns:cx6="http://schemas.microsoft.com/office/drawing/2016/5/12/chartex" xmlns:cx7="http://schemas.microsoft.com/office/drawing/2016/5/13/chartex" xmlns:cx8="http://schemas.microsoft.com/office/drawing/2016/5/14/chartex" xmlns:mc="http://schemas.openxmlformats.org/markup-compatibility/2006" xmlns:aink="http://schemas.microsoft.com/office/drawing/2016/ink" xmlns:am3d="http://schemas.microsoft.com/office/drawing/2017/model3d" xmlns:o="urn:schemas-microsoft-com:office:office" xmlns:r="http://schemas.openxmlformats.org/officeDocument/2006/relationships" xmlns:m="http://schemas.openxmlformats.org/officeDocument/2006/math" xmlns:v="urn:schemas-microsoft-com:vml" xmlns:wp14="http://schemas.microsoft.com/office/word/2010/wordprocessingDrawing" xmlns:wp="http://schemas.openxmlformats.org/drawingml/2006/wordprocessingDrawing" xmlns:w10="urn:schemas-microsoft-com:office:word" xmlns:w="http://schemas.openxmlformats.org/wordprocessingml/2006/main" xmlns:w14="http://schemas.microsoft.com/office/word/2010/wordml" xmlns:w15="http://schemas.microsoft.com/office/word/2012/wordml" xmlns:w16cex="http://schemas.microsoft.com/office/word/2018/wordml/cex" xmlns:w16cid="http://schemas.microsoft.com/office/word/2016/wordml/cid" xmlns:w16="http://schemas.microsoft.com/office/word/2018/wordml" xmlns:w16sdtdh="http://schemas.microsoft.com/office/word/2020/wordml/sdtdatahash" xmlns:w16se="http://schemas.microsoft.com/office/word/2015/wordml/symex" xmlns:wpg="http://schemas.microsoft.com/office/word/2010/wordprocessingGroup" xmlns:wpi="http://schemas.microsoft.com/office/word/2010/wordprocessingInk" xmlns:wne="http://schemas.microsoft.com/office/word/2006/wordml" xmlns:wps="http://schemas.microsoft.com/office/word/2010/wordprocessingShape" mc:Ignorable="w14 w15 w16se w16cid w16 w16cex w16sdtdh wp14">
+<w:endnotes xmlns:wpc="http://schemas.microsoft.com/office/word/2010/wordprocessingCanvas" xmlns:cx="http://schemas.microsoft.com/office/drawing/2014/chartex" xmlns:cx1="http://schemas.microsoft.com/office/drawing/2015/9/8/chartex" xmlns:cx2="http://schemas.microsoft.com/office/drawing/2015/10/21/chartex" xmlns:cx3="http://schemas.microsoft.com/office/drawing/2016/5/9/chartex" xmlns:cx4="http://schemas.microsoft.com/office/drawing/2016/5/10/chartex" xmlns:cx5="http://schemas.microsoft.com/office/drawing/2016/5/11/chartex" xmlns:cx6="http://schemas.microsoft.com/office/drawing/2016/5/12/chartex" xmlns:cx7="http://schemas.microsoft.com/office/drawing/2016/5/13/chartex" xmlns:cx8="http://schemas.microsoft.com/office/drawing/2016/5/14/chartex" xmlns:mc="http://schemas.openxmlformats.org/markup-compatibility/2006" xmlns:aink="http://schemas.microsoft.com/office/drawing/2016/ink" xmlns:am3d="http://schemas.microsoft.com/office/drawing/2017/model3d" xmlns:o="urn:schemas-microsoft-com:office:office" xmlns:oel="http://schemas.microsoft.com/office/2019/extlst" xmlns:r="http://schemas.openxmlformats.org/officeDocument/2006/relationships" xmlns:m="http://schemas.openxmlformats.org/officeDocument/2006/math" xmlns:v="urn:schemas-microsoft-com:vml" xmlns:wp14="http://schemas.microsoft.com/office/word/2010/wordprocessingDrawing" xmlns:wp="http://schemas.openxmlformats.org/drawingml/2006/wordprocessingDrawing" xmlns:w10="urn:schemas-microsoft-com:office:word" xmlns:w="http://schemas.openxmlformats.org/wordprocessingml/2006/main" xmlns:w14="http://schemas.microsoft.com/office/word/2010/wordml" xmlns:w15="http://schemas.microsoft.com/office/word/2012/wordml" xmlns:w16cex="http://schemas.microsoft.com/office/word/2018/wordml/cex" xmlns:w16cid="http://schemas.microsoft.com/office/word/2016/wordml/cid" xmlns:w16="http://schemas.microsoft.com/office/word/2018/wordml" xmlns:w16du="http://schemas.microsoft.com/office/word/2023/wordml/word16du" xmlns:w16sdtdh="http://schemas.microsoft.com/office/word/2020/wordml/sdtdatahash" xmlns:w16sdtfl="http://schemas.microsoft.com/office/word/2024/wordml/sdtformatlock" xmlns:w16se="http://schemas.microsoft.com/office/word/2015/wordml/symex" xmlns:wpg="http://schemas.microsoft.com/office/word/2010/wordprocessingGroup" xmlns:wpi="http://schemas.microsoft.com/office/word/2010/wordprocessingInk" xmlns:wne="http://schemas.microsoft.com/office/word/2006/wordml" xmlns:wps="http://schemas.microsoft.com/office/word/2010/wordprocessingShape" mc:Ignorable="w14 w15 w16se w16cid w16 w16cex w16sdtdh w16sdtfl w16du wp14">
   <w:endnote w:type="separator" w:id="-1">
     <w:p>
       <w:r>
@@ -7760,7 +6530,7 @@
 </file>
 
 <file path=word/footnotes.xml><?xml version="1.0" encoding="utf-8"?>
-<w:footnotes xmlns:wpc="http://schemas.microsoft.com/office/word/2010/wordprocessingCanvas" xmlns:cx="http://schemas.microsoft.com/office/drawing/2014/chartex" xmlns:cx1="http://schemas.microsoft.com/office/drawing/2015/9/8/chartex" xmlns:cx2="http://schemas.microsoft.com/office/drawing/2015/10/21/chartex" xmlns:cx3="http://schemas.microsoft.com/office/drawing/2016/5/9/chartex" xmlns:cx4="http://schemas.microsoft.com/office/drawing/2016/5/10/chartex" xmlns:cx5="http://schemas.microsoft.com/office/drawing/2016/5/11/chartex" xmlns:cx6="http://schemas.microsoft.com/office/drawing/2016/5/12/chartex" xmlns:cx7="http://schemas.microsoft.com/office/drawing/2016/5/13/chartex" xmlns:cx8="http://schemas.microsoft.com/office/drawing/2016/5/14/chartex" xmlns:mc="http://schemas.openxmlformats.org/markup-compatibility/2006" xmlns:aink="http://schemas.microsoft.com/office/drawing/2016/ink" xmlns:am3d="http://schemas.microsoft.com/office/drawing/2017/model3d" xmlns:o="urn:schemas-microsoft-com:office:office" xmlns:r="http://schemas.openxmlformats.org/officeDocument/2006/relationships" xmlns:m="http://schemas.openxmlformats.org/officeDocument/2006/math" xmlns:v="urn:schemas-microsoft-com:vml" xmlns:wp14="http://schemas.microsoft.com/office/word/2010/wordprocessingDrawing" xmlns:wp="http://schemas.openxmlformats.org/drawingml/2006/wordprocessingDrawing" xmlns:w10="urn:schemas-microsoft-com:office:word" xmlns:w="http://schemas.openxmlformats.org/wordprocessingml/2006/main" xmlns:w14="http://schemas.microsoft.com/office/word/2010/wordml" xmlns:w15="http://schemas.microsoft.com/office/word/2012/wordml" xmlns:w16cex="http://schemas.microsoft.com/office/word/2018/wordml/cex" xmlns:w16cid="http://schemas.microsoft.com/office/word/2016/wordml/cid" xmlns:w16="http://schemas.microsoft.com/office/word/2018/wordml" xmlns:w16sdtdh="http://schemas.microsoft.com/office/word/2020/wordml/sdtdatahash" xmlns:w16se="http://schemas.microsoft.com/office/word/2015/wordml/symex" xmlns:wpg="http://schemas.microsoft.com/office/word/2010/wordprocessingGroup" xmlns:wpi="http://schemas.microsoft.com/office/word/2010/wordprocessingInk" xmlns:wne="http://schemas.microsoft.com/office/word/2006/wordml" xmlns:wps="http://schemas.microsoft.com/office/word/2010/wordprocessingShape" mc:Ignorable="w14 w15 w16se w16cid w16 w16cex w16sdtdh wp14">
+<w:footnotes xmlns:wpc="http://schemas.microsoft.com/office/word/2010/wordprocessingCanvas" xmlns:cx="http://schemas.microsoft.com/office/drawing/2014/chartex" xmlns:cx1="http://schemas.microsoft.com/office/drawing/2015/9/8/chartex" xmlns:cx2="http://schemas.microsoft.com/office/drawing/2015/10/21/chartex" xmlns:cx3="http://schemas.microsoft.com/office/drawing/2016/5/9/chartex" xmlns:cx4="http://schemas.microsoft.com/office/drawing/2016/5/10/chartex" xmlns:cx5="http://schemas.microsoft.com/office/drawing/2016/5/11/chartex" xmlns:cx6="http://schemas.microsoft.com/office/drawing/2016/5/12/chartex" xmlns:cx7="http://schemas.microsoft.com/office/drawing/2016/5/13/chartex" xmlns:cx8="http://schemas.microsoft.com/office/drawing/2016/5/14/chartex" xmlns:mc="http://schemas.openxmlformats.org/markup-compatibility/2006" xmlns:aink="http://schemas.microsoft.com/office/drawing/2016/ink" xmlns:am3d="http://schemas.microsoft.com/office/drawing/2017/model3d" xmlns:o="urn:schemas-microsoft-com:office:office" xmlns:oel="http://schemas.microsoft.com/office/2019/extlst" xmlns:r="http://schemas.openxmlformats.org/officeDocument/2006/relationships" xmlns:m="http://schemas.openxmlformats.org/officeDocument/2006/math" xmlns:v="urn:schemas-microsoft-com:vml" xmlns:wp14="http://schemas.microsoft.com/office/word/2010/wordprocessingDrawing" xmlns:wp="http://schemas.openxmlformats.org/drawingml/2006/wordprocessingDrawing" xmlns:w10="urn:schemas-microsoft-com:office:word" xmlns:w="http://schemas.openxmlformats.org/wordprocessingml/2006/main" xmlns:w14="http://schemas.microsoft.com/office/word/2010/wordml" xmlns:w15="http://schemas.microsoft.com/office/word/2012/wordml" xmlns:w16cex="http://schemas.microsoft.com/office/word/2018/wordml/cex" xmlns:w16cid="http://schemas.microsoft.com/office/word/2016/wordml/cid" xmlns:w16="http://schemas.microsoft.com/office/word/2018/wordml" xmlns:w16du="http://schemas.microsoft.com/office/word/2023/wordml/word16du" xmlns:w16sdtdh="http://schemas.microsoft.com/office/word/2020/wordml/sdtdatahash" xmlns:w16sdtfl="http://schemas.microsoft.com/office/word/2024/wordml/sdtformatlock" xmlns:w16se="http://schemas.microsoft.com/office/word/2015/wordml/symex" xmlns:wpg="http://schemas.microsoft.com/office/word/2010/wordprocessingGroup" xmlns:wpi="http://schemas.microsoft.com/office/word/2010/wordprocessingInk" xmlns:wne="http://schemas.microsoft.com/office/word/2006/wordml" xmlns:wps="http://schemas.microsoft.com/office/word/2010/wordprocessingShape" mc:Ignorable="w14 w15 w16se w16cid w16 w16cex w16sdtdh w16sdtfl w16du wp14">
   <w:footnote w:type="separator" w:id="-1">
     <w:p>
       <w:r>
@@ -7779,7 +6549,7 @@
 </file>
 
 <file path=word/header1.xml><?xml version="1.0" encoding="utf-8"?>
-<w:hdr xmlns:wpc="http://schemas.microsoft.com/office/word/2010/wordprocessingCanvas" xmlns:cx="http://schemas.microsoft.com/office/drawing/2014/chartex" xmlns:cx1="http://schemas.microsoft.com/office/drawing/2015/9/8/chartex" xmlns:cx2="http://schemas.microsoft.com/office/drawing/2015/10/21/chartex" xmlns:cx3="http://schemas.microsoft.com/office/drawing/2016/5/9/chartex" xmlns:cx4="http://schemas.microsoft.com/office/drawing/2016/5/10/chartex" xmlns:cx5="http://schemas.microsoft.com/office/drawing/2016/5/11/chartex" xmlns:cx6="http://schemas.microsoft.com/office/drawing/2016/5/12/chartex" xmlns:cx7="http://schemas.microsoft.com/office/drawing/2016/5/13/chartex" xmlns:cx8="http://schemas.microsoft.com/office/drawing/2016/5/14/chartex" xmlns:mc="http://schemas.openxmlformats.org/markup-compatibility/2006" xmlns:aink="http://schemas.microsoft.com/office/drawing/2016/ink" xmlns:am3d="http://schemas.microsoft.com/office/drawing/2017/model3d" xmlns:o="urn:schemas-microsoft-com:office:office" xmlns:r="http://schemas.openxmlformats.org/officeDocument/2006/relationships" xmlns:m="http://schemas.openxmlformats.org/officeDocument/2006/math" xmlns:v="urn:schemas-microsoft-com:vml" xmlns:wp14="http://schemas.microsoft.com/office/word/2010/wordprocessingDrawing" xmlns:wp="http://schemas.openxmlformats.org/drawingml/2006/wordprocessingDrawing" xmlns:w10="urn:schemas-microsoft-com:office:word" xmlns:w="http://schemas.openxmlformats.org/wordprocessingml/2006/main" xmlns:w14="http://schemas.microsoft.com/office/word/2010/wordml" xmlns:w15="http://schemas.microsoft.com/office/word/2012/wordml" xmlns:w16cex="http://schemas.microsoft.com/office/word/2018/wordml/cex" xmlns:w16cid="http://schemas.microsoft.com/office/word/2016/wordml/cid" xmlns:w16="http://schemas.microsoft.com/office/word/2018/wordml" xmlns:w16sdtdh="http://schemas.microsoft.com/office/word/2020/wordml/sdtdatahash" xmlns:w16se="http://schemas.microsoft.com/office/word/2015/wordml/symex" xmlns:wpg="http://schemas.microsoft.com/office/word/2010/wordprocessingGroup" xmlns:wpi="http://schemas.microsoft.com/office/word/2010/wordprocessingInk" xmlns:wne="http://schemas.microsoft.com/office/word/2006/wordml" xmlns:wps="http://schemas.microsoft.com/office/word/2010/wordprocessingShape" mc:Ignorable="w14 w15 w16se w16cid w16 w16cex w16sdtdh wp14">
+<w:hdr xmlns:wpc="http://schemas.microsoft.com/office/word/2010/wordprocessingCanvas" xmlns:cx="http://schemas.microsoft.com/office/drawing/2014/chartex" xmlns:cx1="http://schemas.microsoft.com/office/drawing/2015/9/8/chartex" xmlns:cx2="http://schemas.microsoft.com/office/drawing/2015/10/21/chartex" xmlns:cx3="http://schemas.microsoft.com/office/drawing/2016/5/9/chartex" xmlns:cx4="http://schemas.microsoft.com/office/drawing/2016/5/10/chartex" xmlns:cx5="http://schemas.microsoft.com/office/drawing/2016/5/11/chartex" xmlns:cx6="http://schemas.microsoft.com/office/drawing/2016/5/12/chartex" xmlns:cx7="http://schemas.microsoft.com/office/drawing/2016/5/13/chartex" xmlns:cx8="http://schemas.microsoft.com/office/drawing/2016/5/14/chartex" xmlns:mc="http://schemas.openxmlformats.org/markup-compatibility/2006" xmlns:aink="http://schemas.microsoft.com/office/drawing/2016/ink" xmlns:am3d="http://schemas.microsoft.com/office/drawing/2017/model3d" xmlns:o="urn:schemas-microsoft-com:office:office" xmlns:oel="http://schemas.microsoft.com/office/2019/extlst" xmlns:r="http://schemas.openxmlformats.org/officeDocument/2006/relationships" xmlns:m="http://schemas.openxmlformats.org/officeDocument/2006/math" xmlns:v="urn:schemas-microsoft-com:vml" xmlns:wp14="http://schemas.microsoft.com/office/word/2010/wordprocessingDrawing" xmlns:wp="http://schemas.openxmlformats.org/drawingml/2006/wordprocessingDrawing" xmlns:w10="urn:schemas-microsoft-com:office:word" xmlns:w="http://schemas.openxmlformats.org/wordprocessingml/2006/main" xmlns:w14="http://schemas.microsoft.com/office/word/2010/wordml" xmlns:w15="http://schemas.microsoft.com/office/word/2012/wordml" xmlns:w16cex="http://schemas.microsoft.com/office/word/2018/wordml/cex" xmlns:w16cid="http://schemas.microsoft.com/office/word/2016/wordml/cid" xmlns:w16="http://schemas.microsoft.com/office/word/2018/wordml" xmlns:w16du="http://schemas.microsoft.com/office/word/2023/wordml/word16du" xmlns:w16sdtdh="http://schemas.microsoft.com/office/word/2020/wordml/sdtdatahash" xmlns:w16sdtfl="http://schemas.microsoft.com/office/word/2024/wordml/sdtformatlock" xmlns:w16se="http://schemas.microsoft.com/office/word/2015/wordml/symex" xmlns:wpg="http://schemas.microsoft.com/office/word/2010/wordprocessingGroup" xmlns:wpi="http://schemas.microsoft.com/office/word/2010/wordprocessingInk" xmlns:wne="http://schemas.microsoft.com/office/word/2006/wordml" xmlns:wps="http://schemas.microsoft.com/office/word/2010/wordprocessingShape" mc:Ignorable="w14 w15 w16se w16cid w16 w16cex w16sdtdh w16sdtfl w16du wp14">
   <w:p>
     <w:pPr>
       <w:pStyle w:val="BodyText"/>
@@ -7891,31 +6661,7 @@
                             <w:rPr>
                               <w:sz w:val="23"/>
                             </w:rPr>
-                            <w:t>Xác nh</w:t>
-                          </w:r>
-                          <w:r>
-                            <w:rPr>
-                              <w:sz w:val="23"/>
-                            </w:rPr>
-                            <w:t>ậ</w:t>
-                          </w:r>
-                          <w:r>
-                            <w:rPr>
-                              <w:sz w:val="23"/>
-                            </w:rPr>
-                            <w:t>n đ</w:t>
-                          </w:r>
-                          <w:r>
-                            <w:rPr>
-                              <w:sz w:val="23"/>
-                            </w:rPr>
-                            <w:t>ặ</w:t>
-                          </w:r>
-                          <w:r>
-                            <w:rPr>
-                              <w:sz w:val="23"/>
-                            </w:rPr>
-                            <w:t>t phòng</w:t>
+                            <w:t>Xác nhận đặt phòng</w:t>
                           </w:r>
                           <w:r>
                             <w:rPr>
@@ -7941,13 +6687,7 @@
                             <w:rPr>
                               <w:sz w:val="13"/>
                             </w:rPr>
-                            <w:t>S</w:t>
-                          </w:r>
-                          <w:r>
-                            <w:rPr>
-                              <w:sz w:val="13"/>
-                            </w:rPr>
-                            <w:t>Ố</w:t>
+                            <w:t>SỐ</w:t>
                           </w:r>
                           <w:r>
                             <w:rPr>
@@ -7973,19 +6713,7 @@
                             <w:rPr>
                               <w:sz w:val="13"/>
                             </w:rPr>
-                            <w:t>NH</w:t>
-                          </w:r>
-                          <w:r>
-                            <w:rPr>
-                              <w:sz w:val="13"/>
-                            </w:rPr>
-                            <w:t>Ậ</w:t>
-                          </w:r>
-                          <w:r>
-                            <w:rPr>
-                              <w:sz w:val="13"/>
-                            </w:rPr>
-                            <w:t>N:</w:t>
+                            <w:t>NHẬN:</w:t>
                           </w:r>
                           <w:r>
                             <w:rPr>
@@ -8001,7 +6729,48 @@
                               <w:color w:val="0894FF"/>
                               <w:sz w:val="18"/>
                             </w:rPr>
-                            <w:t xml:space="preserve">0254.516.208 </w:t>
+                            <w:t>0254.516.</w:t>
+                          </w:r>
+                          <w:r>
+                            <w:rPr>
+                              <w:rFonts w:ascii="Arial" w:hAnsi="Arial"/>
+                              <w:b/>
+                              <w:color w:val="0894FF"/>
+                              <w:sz w:val="18"/>
+                              <w:lang w:val="en-US"/>
+                            </w:rPr>
+                            <w:t>{{</w:t>
+                          </w:r>
+                          <w:proofErr w:type="spellStart"/>
+                          <w:r>
+                            <w:rPr>
+                              <w:rFonts w:ascii="Arial" w:hAnsi="Arial"/>
+                              <w:b/>
+                              <w:color w:val="0894FF"/>
+                              <w:sz w:val="18"/>
+                              <w:lang w:val="en-US"/>
+                            </w:rPr>
+                            <w:t>three_submit_number</w:t>
+                          </w:r>
+                          <w:proofErr w:type="spellEnd"/>
+                          <w:r>
+                            <w:rPr>
+                              <w:rFonts w:ascii="Arial" w:hAnsi="Arial"/>
+                              <w:b/>
+                              <w:color w:val="0894FF"/>
+                              <w:sz w:val="18"/>
+                              <w:lang w:val="en-US"/>
+                            </w:rPr>
+                            <w:t>}}</w:t>
+                          </w:r>
+                          <w:r>
+                            <w:rPr>
+                              <w:rFonts w:ascii="Arial" w:hAnsi="Arial"/>
+                              <w:b/>
+                              <w:color w:val="0894FF"/>
+                              <w:sz w:val="18"/>
+                            </w:rPr>
+                            <w:t xml:space="preserve"> </w:t>
                           </w:r>
                           <w:r>
                             <w:rPr>
@@ -8036,7 +6805,7 @@
               <v:stroke joinstyle="miter"/>
               <v:path gradientshapeok="t" o:connecttype="rect"/>
             </v:shapetype>
-            <v:shape id="Textbox 37" o:spid="_x0000_s1026" type="#_x0000_t202" style="position:absolute;margin-left:430.2pt;margin-top:18.1pt;width:116.7pt;height:38.2pt;z-index:-15933440;visibility:visible;mso-wrap-style:square;mso-wrap-distance-left:0;mso-wrap-distance-top:0;mso-wrap-distance-right:0;mso-wrap-distance-bottom:0;mso-position-horizontal:absolute;mso-position-horizontal-relative:page;mso-position-vertical:absolute;mso-position-vertical-relative:page;v-text-anchor:top" o:gfxdata="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" filled="f" stroked="f">
+            <v:shape id="Textbox 37" o:spid="_x0000_s1026" type="#_x0000_t202" style="position:absolute;margin-left:430.2pt;margin-top:18.1pt;width:116.7pt;height:38.2pt;z-index:-15933440;visibility:visible;mso-wrap-style:square;mso-wrap-distance-left:0;mso-wrap-distance-top:0;mso-wrap-distance-right:0;mso-wrap-distance-bottom:0;mso-position-horizontal:absolute;mso-position-horizontal-relative:page;mso-position-vertical:absolute;mso-position-vertical-relative:page;v-text-anchor:top" o:gfxdata="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" filled="f" stroked="f">
               <v:textbox inset="0,0,0,0">
                 <w:txbxContent>
                   <w:p>
@@ -8053,31 +6822,7 @@
                       <w:rPr>
                         <w:sz w:val="23"/>
                       </w:rPr>
-                      <w:t>Xác nh</w:t>
-                    </w:r>
-                    <w:r>
-                      <w:rPr>
-                        <w:sz w:val="23"/>
-                      </w:rPr>
-                      <w:t>ậ</w:t>
-                    </w:r>
-                    <w:r>
-                      <w:rPr>
-                        <w:sz w:val="23"/>
-                      </w:rPr>
-                      <w:t>n đ</w:t>
-                    </w:r>
-                    <w:r>
-                      <w:rPr>
-                        <w:sz w:val="23"/>
-                      </w:rPr>
-                      <w:t>ặ</w:t>
-                    </w:r>
-                    <w:r>
-                      <w:rPr>
-                        <w:sz w:val="23"/>
-                      </w:rPr>
-                      <w:t>t phòng</w:t>
+                      <w:t>Xác nhận đặt phòng</w:t>
                     </w:r>
                     <w:r>
                       <w:rPr>
@@ -8103,13 +6848,7 @@
                       <w:rPr>
                         <w:sz w:val="13"/>
                       </w:rPr>
-                      <w:t>S</w:t>
-                    </w:r>
-                    <w:r>
-                      <w:rPr>
-                        <w:sz w:val="13"/>
-                      </w:rPr>
-                      <w:t>Ố</w:t>
+                      <w:t>SỐ</w:t>
                     </w:r>
                     <w:r>
                       <w:rPr>
@@ -8135,19 +6874,7 @@
                       <w:rPr>
                         <w:sz w:val="13"/>
                       </w:rPr>
-                      <w:t>NH</w:t>
-                    </w:r>
-                    <w:r>
-                      <w:rPr>
-                        <w:sz w:val="13"/>
-                      </w:rPr>
-                      <w:t>Ậ</w:t>
-                    </w:r>
-                    <w:r>
-                      <w:rPr>
-                        <w:sz w:val="13"/>
-                      </w:rPr>
-                      <w:t>N:</w:t>
+                      <w:t>NHẬN:</w:t>
                     </w:r>
                     <w:r>
                       <w:rPr>
@@ -8163,7 +6890,48 @@
                         <w:color w:val="0894FF"/>
                         <w:sz w:val="18"/>
                       </w:rPr>
-                      <w:t xml:space="preserve">0254.516.208 </w:t>
+                      <w:t>0254.516.</w:t>
+                    </w:r>
+                    <w:r>
+                      <w:rPr>
+                        <w:rFonts w:ascii="Arial" w:hAnsi="Arial"/>
+                        <w:b/>
+                        <w:color w:val="0894FF"/>
+                        <w:sz w:val="18"/>
+                        <w:lang w:val="en-US"/>
+                      </w:rPr>
+                      <w:t>{{</w:t>
+                    </w:r>
+                    <w:proofErr w:type="spellStart"/>
+                    <w:r>
+                      <w:rPr>
+                        <w:rFonts w:ascii="Arial" w:hAnsi="Arial"/>
+                        <w:b/>
+                        <w:color w:val="0894FF"/>
+                        <w:sz w:val="18"/>
+                        <w:lang w:val="en-US"/>
+                      </w:rPr>
+                      <w:t>three_submit_number</w:t>
+                    </w:r>
+                    <w:proofErr w:type="spellEnd"/>
+                    <w:r>
+                      <w:rPr>
+                        <w:rFonts w:ascii="Arial" w:hAnsi="Arial"/>
+                        <w:b/>
+                        <w:color w:val="0894FF"/>
+                        <w:sz w:val="18"/>
+                        <w:lang w:val="en-US"/>
+                      </w:rPr>
+                      <w:t>}}</w:t>
+                    </w:r>
+                    <w:r>
+                      <w:rPr>
+                        <w:rFonts w:ascii="Arial" w:hAnsi="Arial"/>
+                        <w:b/>
+                        <w:color w:val="0894FF"/>
+                        <w:sz w:val="18"/>
+                      </w:rPr>
+                      <w:t xml:space="preserve"> </w:t>
                     </w:r>
                     <w:r>
                       <w:rPr>
@@ -8194,7 +6962,7 @@
 </file>
 
 <file path=word/header2.xml><?xml version="1.0" encoding="utf-8"?>
-<w:hdr xmlns:wpc="http://schemas.microsoft.com/office/word/2010/wordprocessingCanvas" xmlns:cx="http://schemas.microsoft.com/office/drawing/2014/chartex" xmlns:cx1="http://schemas.microsoft.com/office/drawing/2015/9/8/chartex" xmlns:cx2="http://schemas.microsoft.com/office/drawing/2015/10/21/chartex" xmlns:cx3="http://schemas.microsoft.com/office/drawing/2016/5/9/chartex" xmlns:cx4="http://schemas.microsoft.com/office/drawing/2016/5/10/chartex" xmlns:cx5="http://schemas.microsoft.com/office/drawing/2016/5/11/chartex" xmlns:cx6="http://schemas.microsoft.com/office/drawing/2016/5/12/chartex" xmlns:cx7="http://schemas.microsoft.com/office/drawing/2016/5/13/chartex" xmlns:cx8="http://schemas.microsoft.com/office/drawing/2016/5/14/chartex" xmlns:mc="http://schemas.openxmlformats.org/markup-compatibility/2006" xmlns:aink="http://schemas.microsoft.com/office/drawing/2016/ink" xmlns:am3d="http://schemas.microsoft.com/office/drawing/2017/model3d" xmlns:o="urn:schemas-microsoft-com:office:office" xmlns:r="http://schemas.openxmlformats.org/officeDocument/2006/relationships" xmlns:m="http://schemas.openxmlformats.org/officeDocument/2006/math" xmlns:v="urn:schemas-microsoft-com:vml" xmlns:wp14="http://schemas.microsoft.com/office/word/2010/wordprocessingDrawing" xmlns:wp="http://schemas.openxmlformats.org/drawingml/2006/wordprocessingDrawing" xmlns:w10="urn:schemas-microsoft-com:office:word" xmlns:w="http://schemas.openxmlformats.org/wordprocessingml/2006/main" xmlns:w14="http://schemas.microsoft.com/office/word/2010/wordml" xmlns:w15="http://schemas.microsoft.com/office/word/2012/wordml" xmlns:w16cex="http://schemas.microsoft.com/office/word/2018/wordml/cex" xmlns:w16cid="http://schemas.microsoft.com/office/word/2016/wordml/cid" xmlns:w16="http://schemas.microsoft.com/office/word/2018/wordml" xmlns:w16sdtdh="http://schemas.microsoft.com/office/word/2020/wordml/sdtdatahash" xmlns:w16se="http://schemas.microsoft.com/office/word/2015/wordml/symex" xmlns:wpg="http://schemas.microsoft.com/office/word/2010/wordprocessingGroup" xmlns:wpi="http://schemas.microsoft.com/office/word/2010/wordprocessingInk" xmlns:wne="http://schemas.microsoft.com/office/word/2006/wordml" xmlns:wps="http://schemas.microsoft.com/office/word/2010/wordprocessingShape" mc:Ignorable="w14 w15 w16se w16cid w16 w16cex w16sdtdh wp14">
+<w:hdr xmlns:wpc="http://schemas.microsoft.com/office/word/2010/wordprocessingCanvas" xmlns:cx="http://schemas.microsoft.com/office/drawing/2014/chartex" xmlns:cx1="http://schemas.microsoft.com/office/drawing/2015/9/8/chartex" xmlns:cx2="http://schemas.microsoft.com/office/drawing/2015/10/21/chartex" xmlns:cx3="http://schemas.microsoft.com/office/drawing/2016/5/9/chartex" xmlns:cx4="http://schemas.microsoft.com/office/drawing/2016/5/10/chartex" xmlns:cx5="http://schemas.microsoft.com/office/drawing/2016/5/11/chartex" xmlns:cx6="http://schemas.microsoft.com/office/drawing/2016/5/12/chartex" xmlns:cx7="http://schemas.microsoft.com/office/drawing/2016/5/13/chartex" xmlns:cx8="http://schemas.microsoft.com/office/drawing/2016/5/14/chartex" xmlns:mc="http://schemas.openxmlformats.org/markup-compatibility/2006" xmlns:aink="http://schemas.microsoft.com/office/drawing/2016/ink" xmlns:am3d="http://schemas.microsoft.com/office/drawing/2017/model3d" xmlns:o="urn:schemas-microsoft-com:office:office" xmlns:oel="http://schemas.microsoft.com/office/2019/extlst" xmlns:r="http://schemas.openxmlformats.org/officeDocument/2006/relationships" xmlns:m="http://schemas.openxmlformats.org/officeDocument/2006/math" xmlns:v="urn:schemas-microsoft-com:vml" xmlns:wp14="http://schemas.microsoft.com/office/word/2010/wordprocessingDrawing" xmlns:wp="http://schemas.openxmlformats.org/drawingml/2006/wordprocessingDrawing" xmlns:w10="urn:schemas-microsoft-com:office:word" xmlns:w="http://schemas.openxmlformats.org/wordprocessingml/2006/main" xmlns:w14="http://schemas.microsoft.com/office/word/2010/wordml" xmlns:w15="http://schemas.microsoft.com/office/word/2012/wordml" xmlns:w16cex="http://schemas.microsoft.com/office/word/2018/wordml/cex" xmlns:w16cid="http://schemas.microsoft.com/office/word/2016/wordml/cid" xmlns:w16="http://schemas.microsoft.com/office/word/2018/wordml" xmlns:w16du="http://schemas.microsoft.com/office/word/2023/wordml/word16du" xmlns:w16sdtdh="http://schemas.microsoft.com/office/word/2020/wordml/sdtdatahash" xmlns:w16sdtfl="http://schemas.microsoft.com/office/word/2024/wordml/sdtformatlock" xmlns:w16se="http://schemas.microsoft.com/office/word/2015/wordml/symex" xmlns:wpg="http://schemas.microsoft.com/office/word/2010/wordprocessingGroup" xmlns:wpi="http://schemas.microsoft.com/office/word/2010/wordprocessingInk" xmlns:wne="http://schemas.microsoft.com/office/word/2006/wordml" xmlns:wps="http://schemas.microsoft.com/office/word/2010/wordprocessingShape" mc:Ignorable="w14 w15 w16se w16cid w16 w16cex w16sdtdh w16sdtfl w16du wp14">
   <w:p>
     <w:pPr>
       <w:pStyle w:val="BodyText"/>
@@ -8208,7 +6976,7 @@
 </file>
 
 <file path=word/styles.xml><?xml version="1.0" encoding="utf-8"?>
-<w:styles xmlns:mc="http://schemas.openxmlformats.org/markup-compatibility/2006" xmlns:r="http://schemas.openxmlformats.org/officeDocument/2006/relationships" xmlns:w="http://schemas.openxmlformats.org/wordprocessingml/2006/main" xmlns:w14="http://schemas.microsoft.com/office/word/2010/wordml" xmlns:w15="http://schemas.microsoft.com/office/word/2012/wordml" xmlns:w16cex="http://schemas.microsoft.com/office/word/2018/wordml/cex" xmlns:w16cid="http://schemas.microsoft.com/office/word/2016/wordml/cid" xmlns:w16="http://schemas.microsoft.com/office/word/2018/wordml" xmlns:w16sdtdh="http://schemas.microsoft.com/office/word/2020/wordml/sdtdatahash" xmlns:w16se="http://schemas.microsoft.com/office/word/2015/wordml/symex" mc:Ignorable="w14 w15 w16se w16cid w16 w16cex w16sdtdh">
+<w:styles xmlns:mc="http://schemas.openxmlformats.org/markup-compatibility/2006" xmlns:r="http://schemas.openxmlformats.org/officeDocument/2006/relationships" xmlns:w="http://schemas.openxmlformats.org/wordprocessingml/2006/main" xmlns:w14="http://schemas.microsoft.com/office/word/2010/wordml" xmlns:w15="http://schemas.microsoft.com/office/word/2012/wordml" xmlns:w16cex="http://schemas.microsoft.com/office/word/2018/wordml/cex" xmlns:w16cid="http://schemas.microsoft.com/office/word/2016/wordml/cid" xmlns:w16="http://schemas.microsoft.com/office/word/2018/wordml" xmlns:w16du="http://schemas.microsoft.com/office/word/2023/wordml/word16du" xmlns:w16sdtdh="http://schemas.microsoft.com/office/word/2020/wordml/sdtdatahash" xmlns:w16sdtfl="http://schemas.microsoft.com/office/word/2024/wordml/sdtformatlock" xmlns:w16se="http://schemas.microsoft.com/office/word/2015/wordml/symex" mc:Ignorable="w14 w15 w16se w16cid w16 w16cex w16sdtdh w16sdtfl w16du">
   <w:docDefaults>
     <w:rPrDefault>
       <w:rPr>
@@ -8756,6 +7524,7 @@
   <w:style w:type="character" w:default="1" w:styleId="DefaultParagraphFont">
     <w:name w:val="Default Paragraph Font"/>
     <w:uiPriority w:val="1"/>
+    <w:semiHidden/>
     <w:unhideWhenUsed/>
   </w:style>
   <w:style w:type="table" w:default="1" w:styleId="TableNormal">
@@ -8804,6 +7573,56 @@
       <w:spacing w:before="1"/>
       <w:ind w:left="102"/>
     </w:pPr>
+  </w:style>
+  <w:style w:type="paragraph" w:styleId="Header">
+    <w:name w:val="header"/>
+    <w:basedOn w:val="Normal"/>
+    <w:link w:val="HeaderChar"/>
+    <w:uiPriority w:val="99"/>
+    <w:unhideWhenUsed/>
+    <w:rsid w:val="00367931"/>
+    <w:pPr>
+      <w:tabs>
+        <w:tab w:val="center" w:pos="4680"/>
+        <w:tab w:val="right" w:pos="9360"/>
+      </w:tabs>
+    </w:pPr>
+  </w:style>
+  <w:style w:type="character" w:customStyle="1" w:styleId="HeaderChar">
+    <w:name w:val="Header Char"/>
+    <w:basedOn w:val="DefaultParagraphFont"/>
+    <w:link w:val="Header"/>
+    <w:uiPriority w:val="99"/>
+    <w:rsid w:val="00367931"/>
+    <w:rPr>
+      <w:rFonts w:ascii="Microsoft Sans Serif" w:eastAsia="Microsoft Sans Serif" w:hAnsi="Microsoft Sans Serif" w:cs="Microsoft Sans Serif"/>
+      <w:lang w:val="vi"/>
+    </w:rPr>
+  </w:style>
+  <w:style w:type="paragraph" w:styleId="Footer">
+    <w:name w:val="footer"/>
+    <w:basedOn w:val="Normal"/>
+    <w:link w:val="FooterChar"/>
+    <w:uiPriority w:val="99"/>
+    <w:unhideWhenUsed/>
+    <w:rsid w:val="00367931"/>
+    <w:pPr>
+      <w:tabs>
+        <w:tab w:val="center" w:pos="4680"/>
+        <w:tab w:val="right" w:pos="9360"/>
+      </w:tabs>
+    </w:pPr>
+  </w:style>
+  <w:style w:type="character" w:customStyle="1" w:styleId="FooterChar">
+    <w:name w:val="Footer Char"/>
+    <w:basedOn w:val="DefaultParagraphFont"/>
+    <w:link w:val="Footer"/>
+    <w:uiPriority w:val="99"/>
+    <w:rsid w:val="00367931"/>
+    <w:rPr>
+      <w:rFonts w:ascii="Microsoft Sans Serif" w:eastAsia="Microsoft Sans Serif" w:hAnsi="Microsoft Sans Serif" w:cs="Microsoft Sans Serif"/>
+      <w:lang w:val="vi"/>
+    </w:rPr>
   </w:style>
 </w:styles>
 </file>
